--- a/dic/نــماذج  اليومية/الزيارة المنتهية.docx
+++ b/dic/نــماذج  اليومية/الزيارة المنتهية.docx
@@ -4,38 +4,58 @@
   <w:body>
     <w:p>
       <w:pPr>
-        <w:tabs>
-          <w:tab w:val="left" w:pos="6037"/>
-        </w:tabs>
-        <w:jc w:val="both"/>
-        <w:rPr>
-          <w:rFonts w:hint="cs"/>
+        <w:spacing w:before="240"/>
+        <w:jc w:val="center"/>
+        <w:rPr>
+          <w:rFonts w:asciiTheme="minorBidi" w:hAnsiTheme="minorBidi" w:cs="AL-Mateen"/>
+          <w:b/>
+          <w:bCs/>
+          <w:color w:val="FF0000"/>
+          <w:sz w:val="32"/>
+          <w:szCs w:val="32"/>
           <w:rtl/>
         </w:rPr>
       </w:pPr>
     </w:p>
     <w:p>
       <w:pPr>
-        <w:rPr>
+        <w:spacing w:before="240"/>
+        <w:jc w:val="center"/>
+        <w:rPr>
+          <w:rFonts w:asciiTheme="minorBidi" w:hAnsiTheme="minorBidi" w:cs="AL-Mateen"/>
+          <w:b/>
+          <w:bCs/>
+          <w:color w:val="FF0000"/>
+          <w:sz w:val="32"/>
+          <w:szCs w:val="32"/>
           <w:rtl/>
         </w:rPr>
       </w:pPr>
     </w:p>
     <w:p>
       <w:pPr>
-        <w:rPr>
+        <w:spacing w:before="240"/>
+        <w:jc w:val="center"/>
+        <w:rPr>
+          <w:rFonts w:asciiTheme="minorBidi" w:hAnsiTheme="minorBidi" w:cs="AL-Mateen"/>
+          <w:b/>
+          <w:bCs/>
+          <w:color w:val="FF0000"/>
+          <w:sz w:val="32"/>
+          <w:szCs w:val="32"/>
           <w:rtl/>
         </w:rPr>
       </w:pPr>
     </w:p>
     <w:p>
       <w:pPr>
+        <w:spacing w:before="240"/>
         <w:jc w:val="center"/>
         <w:rPr>
-          <w:rFonts w:asciiTheme="minorBidi" w:hAnsiTheme="minorBidi"/>
-          <w:b/>
-          <w:bCs/>
-          <w:color w:val="000000" w:themeColor="text1"/>
+          <w:rFonts w:asciiTheme="minorBidi" w:hAnsiTheme="minorBidi" w:cs="AL-Mateen"/>
+          <w:b/>
+          <w:bCs/>
+          <w:color w:val="FF0000"/>
           <w:sz w:val="32"/>
           <w:szCs w:val="32"/>
           <w:rtl/>
@@ -43,10 +63,10 @@
       </w:pPr>
       <w:r>
         <w:rPr>
-          <w:rFonts w:asciiTheme="minorBidi" w:hAnsiTheme="minorBidi" w:hint="cs"/>
-          <w:b/>
-          <w:bCs/>
-          <w:color w:val="000000" w:themeColor="text1"/>
+          <w:rFonts w:asciiTheme="minorBidi" w:hAnsiTheme="minorBidi" w:cs="AL-Mateen" w:hint="cs"/>
+          <w:b/>
+          <w:bCs/>
+          <w:color w:val="FF0000"/>
           <w:sz w:val="32"/>
           <w:szCs w:val="32"/>
           <w:rtl/>
@@ -56,10 +76,10 @@
       <w:proofErr w:type="gramStart"/>
       <w:r>
         <w:rPr>
-          <w:rFonts w:asciiTheme="minorBidi" w:hAnsiTheme="minorBidi" w:hint="cs"/>
-          <w:b/>
-          <w:bCs/>
-          <w:color w:val="000000" w:themeColor="text1"/>
+          <w:rFonts w:asciiTheme="minorBidi" w:hAnsiTheme="minorBidi" w:cs="AL-Mateen" w:hint="cs"/>
+          <w:b/>
+          <w:bCs/>
+          <w:color w:val="FF0000"/>
           <w:sz w:val="32"/>
           <w:szCs w:val="32"/>
           <w:rtl/>
@@ -69,10 +89,10 @@
       <w:proofErr w:type="gramEnd"/>
       <w:r>
         <w:rPr>
-          <w:rFonts w:asciiTheme="minorBidi" w:hAnsiTheme="minorBidi" w:hint="cs"/>
-          <w:b/>
-          <w:bCs/>
-          <w:color w:val="000000" w:themeColor="text1"/>
+          <w:rFonts w:asciiTheme="minorBidi" w:hAnsiTheme="minorBidi" w:cs="AL-Mateen" w:hint="cs"/>
+          <w:b/>
+          <w:bCs/>
+          <w:color w:val="FF0000"/>
           <w:sz w:val="32"/>
           <w:szCs w:val="32"/>
           <w:rtl/>
@@ -112,7 +132,7 @@
               <w:spacing w:before="240"/>
               <w:jc w:val="center"/>
               <w:rPr>
-                <w:rFonts w:asciiTheme="minorBidi" w:hAnsiTheme="minorBidi"/>
+                <w:rFonts w:asciiTheme="minorBidi" w:hAnsiTheme="minorBidi" w:cs="AL-Mateen"/>
                 <w:b/>
                 <w:bCs/>
                 <w:color w:val="000000" w:themeColor="text1"/>
@@ -123,7 +143,7 @@
             </w:pPr>
             <w:r>
               <w:rPr>
-                <w:rFonts w:asciiTheme="minorBidi" w:hAnsiTheme="minorBidi" w:hint="cs"/>
+                <w:rFonts w:asciiTheme="minorBidi" w:hAnsiTheme="minorBidi" w:cs="AL-Mateen" w:hint="cs"/>
                 <w:b/>
                 <w:bCs/>
                 <w:color w:val="000000" w:themeColor="text1"/>
@@ -145,7 +165,7 @@
               <w:spacing w:before="240"/>
               <w:jc w:val="center"/>
               <w:rPr>
-                <w:rFonts w:asciiTheme="minorBidi" w:hAnsiTheme="minorBidi"/>
+                <w:rFonts w:asciiTheme="minorBidi" w:hAnsiTheme="minorBidi" w:cs="AL-Mateen"/>
                 <w:b/>
                 <w:bCs/>
                 <w:color w:val="000000" w:themeColor="text1"/>
@@ -156,7 +176,7 @@
             </w:pPr>
             <w:r>
               <w:rPr>
-                <w:rFonts w:asciiTheme="minorBidi" w:hAnsiTheme="minorBidi" w:hint="cs"/>
+                <w:rFonts w:asciiTheme="minorBidi" w:hAnsiTheme="minorBidi" w:cs="AL-Mateen" w:hint="cs"/>
                 <w:b/>
                 <w:bCs/>
                 <w:color w:val="000000" w:themeColor="text1"/>
@@ -177,7 +197,7 @@
             <w:pPr>
               <w:spacing w:before="240"/>
               <w:rPr>
-                <w:rFonts w:asciiTheme="minorBidi" w:hAnsiTheme="minorBidi"/>
+                <w:rFonts w:asciiTheme="minorBidi" w:hAnsiTheme="minorBidi" w:cs="AL-Mateen"/>
                 <w:b/>
                 <w:bCs/>
                 <w:color w:val="000000" w:themeColor="text1"/>
@@ -188,7 +208,7 @@
             </w:pPr>
             <w:r>
               <w:rPr>
-                <w:rFonts w:asciiTheme="minorBidi" w:hAnsiTheme="minorBidi" w:hint="cs"/>
+                <w:rFonts w:asciiTheme="minorBidi" w:hAnsiTheme="minorBidi" w:cs="AL-Mateen" w:hint="cs"/>
                 <w:b/>
                 <w:bCs/>
                 <w:color w:val="000000" w:themeColor="text1"/>
@@ -196,11 +216,21 @@
                 <w:szCs w:val="24"/>
                 <w:rtl/>
               </w:rPr>
-              <w:t xml:space="preserve">     </w:t>
+              <w:t xml:space="preserve">     رقم الحدود</w:t>
             </w:r>
-            <w:r>
-              <w:rPr>
-                <w:rFonts w:asciiTheme="minorBidi" w:hAnsiTheme="minorBidi" w:hint="cs"/>
+          </w:p>
+        </w:tc>
+        <w:tc>
+          <w:tcPr>
+            <w:tcW w:w="1275" w:type="dxa"/>
+            <w:vMerge w:val="restart"/>
+          </w:tcPr>
+          <w:p>
+            <w:pPr>
+              <w:spacing w:before="240"/>
+              <w:jc w:val="center"/>
+              <w:rPr>
+                <w:rFonts w:asciiTheme="minorBidi" w:hAnsiTheme="minorBidi" w:cs="AL-Mateen"/>
                 <w:b/>
                 <w:bCs/>
                 <w:color w:val="000000" w:themeColor="text1"/>
@@ -208,21 +238,10 @@
                 <w:szCs w:val="24"/>
                 <w:rtl/>
               </w:rPr>
-              <w:t>رقم الحدود</w:t>
-            </w:r>
-          </w:p>
-        </w:tc>
-        <w:tc>
-          <w:tcPr>
-            <w:tcW w:w="1275" w:type="dxa"/>
-            <w:vMerge w:val="restart"/>
-          </w:tcPr>
-          <w:p>
-            <w:pPr>
-              <w:spacing w:before="240"/>
-              <w:jc w:val="center"/>
-              <w:rPr>
-                <w:rFonts w:asciiTheme="minorBidi" w:hAnsiTheme="minorBidi"/>
+            </w:pPr>
+            <w:r>
+              <w:rPr>
+                <w:rFonts w:asciiTheme="minorBidi" w:hAnsiTheme="minorBidi" w:cs="AL-Mateen" w:hint="cs"/>
                 <w:b/>
                 <w:bCs/>
                 <w:color w:val="000000" w:themeColor="text1"/>
@@ -230,10 +249,21 @@
                 <w:szCs w:val="24"/>
                 <w:rtl/>
               </w:rPr>
-            </w:pPr>
-            <w:r>
-              <w:rPr>
-                <w:rFonts w:asciiTheme="minorBidi" w:hAnsiTheme="minorBidi" w:hint="cs"/>
+              <w:t>نوع التأشيرة</w:t>
+            </w:r>
+          </w:p>
+        </w:tc>
+        <w:tc>
+          <w:tcPr>
+            <w:tcW w:w="1377" w:type="dxa"/>
+            <w:vMerge w:val="restart"/>
+          </w:tcPr>
+          <w:p>
+            <w:pPr>
+              <w:spacing w:before="240"/>
+              <w:jc w:val="center"/>
+              <w:rPr>
+                <w:rFonts w:asciiTheme="minorBidi" w:hAnsiTheme="minorBidi" w:cs="AL-Mateen"/>
                 <w:b/>
                 <w:bCs/>
                 <w:color w:val="000000" w:themeColor="text1"/>
@@ -241,21 +271,10 @@
                 <w:szCs w:val="24"/>
                 <w:rtl/>
               </w:rPr>
-              <w:t>نوع التأشيرة</w:t>
-            </w:r>
-          </w:p>
-        </w:tc>
-        <w:tc>
-          <w:tcPr>
-            <w:tcW w:w="1377" w:type="dxa"/>
-            <w:vMerge w:val="restart"/>
-          </w:tcPr>
-          <w:p>
-            <w:pPr>
-              <w:spacing w:before="240"/>
-              <w:jc w:val="center"/>
-              <w:rPr>
-                <w:rFonts w:asciiTheme="minorBidi" w:hAnsiTheme="minorBidi"/>
+            </w:pPr>
+            <w:r>
+              <w:rPr>
+                <w:rFonts w:asciiTheme="minorBidi" w:hAnsiTheme="minorBidi" w:cs="AL-Mateen" w:hint="cs"/>
                 <w:b/>
                 <w:bCs/>
                 <w:color w:val="000000" w:themeColor="text1"/>
@@ -263,10 +282,21 @@
                 <w:szCs w:val="24"/>
                 <w:rtl/>
               </w:rPr>
-            </w:pPr>
-            <w:r>
-              <w:rPr>
-                <w:rFonts w:asciiTheme="minorBidi" w:hAnsiTheme="minorBidi" w:hint="cs"/>
+              <w:t>انتهاء مدة الإقامة</w:t>
+            </w:r>
+          </w:p>
+        </w:tc>
+        <w:tc>
+          <w:tcPr>
+            <w:tcW w:w="1175" w:type="dxa"/>
+            <w:vMerge w:val="restart"/>
+          </w:tcPr>
+          <w:p>
+            <w:pPr>
+              <w:spacing w:before="240"/>
+              <w:jc w:val="center"/>
+              <w:rPr>
+                <w:rFonts w:asciiTheme="minorBidi" w:hAnsiTheme="minorBidi" w:cs="AL-Mateen"/>
                 <w:b/>
                 <w:bCs/>
                 <w:color w:val="000000" w:themeColor="text1"/>
@@ -274,21 +304,10 @@
                 <w:szCs w:val="24"/>
                 <w:rtl/>
               </w:rPr>
-              <w:t>انتهاء مدة الإقامة</w:t>
-            </w:r>
-          </w:p>
-        </w:tc>
-        <w:tc>
-          <w:tcPr>
-            <w:tcW w:w="1175" w:type="dxa"/>
-            <w:vMerge w:val="restart"/>
-          </w:tcPr>
-          <w:p>
-            <w:pPr>
-              <w:spacing w:before="240"/>
-              <w:jc w:val="center"/>
-              <w:rPr>
-                <w:rFonts w:asciiTheme="minorBidi" w:hAnsiTheme="minorBidi"/>
+            </w:pPr>
+            <w:r>
+              <w:rPr>
+                <w:rFonts w:asciiTheme="minorBidi" w:hAnsiTheme="minorBidi" w:cs="AL-Mateen" w:hint="cs"/>
                 <w:b/>
                 <w:bCs/>
                 <w:color w:val="000000" w:themeColor="text1"/>
@@ -296,42 +315,7 @@
                 <w:szCs w:val="24"/>
                 <w:rtl/>
               </w:rPr>
-            </w:pPr>
-            <w:r>
-              <w:rPr>
-                <w:rFonts w:asciiTheme="minorBidi" w:hAnsiTheme="minorBidi" w:hint="cs"/>
-                <w:b/>
-                <w:bCs/>
-                <w:color w:val="000000" w:themeColor="text1"/>
-                <w:sz w:val="24"/>
-                <w:szCs w:val="24"/>
-                <w:rtl/>
-              </w:rPr>
-              <w:t>رقم</w:t>
-            </w:r>
-            <w:r>
-              <w:rPr>
-                <w:rFonts w:asciiTheme="minorBidi" w:hAnsiTheme="minorBidi" w:hint="cs"/>
-                <w:b/>
-                <w:bCs/>
-                <w:color w:val="000000" w:themeColor="text1"/>
-                <w:sz w:val="24"/>
-                <w:szCs w:val="24"/>
-                <w:rtl/>
-              </w:rPr>
-              <w:t xml:space="preserve"> الرحلة</w:t>
-            </w:r>
-            <w:r>
-              <w:rPr>
-                <w:rFonts w:asciiTheme="minorBidi" w:hAnsiTheme="minorBidi" w:hint="cs"/>
-                <w:b/>
-                <w:bCs/>
-                <w:color w:val="000000" w:themeColor="text1"/>
-                <w:sz w:val="24"/>
-                <w:szCs w:val="24"/>
-                <w:rtl/>
-              </w:rPr>
-              <w:t xml:space="preserve"> </w:t>
+              <w:t xml:space="preserve">رقم الرحلة </w:t>
             </w:r>
           </w:p>
         </w:tc>
@@ -346,7 +330,7 @@
               <w:spacing w:before="240"/>
               <w:jc w:val="center"/>
               <w:rPr>
-                <w:rFonts w:asciiTheme="minorBidi" w:hAnsiTheme="minorBidi"/>
+                <w:rFonts w:asciiTheme="minorBidi" w:hAnsiTheme="minorBidi" w:cs="AL-Mateen"/>
                 <w:b/>
                 <w:bCs/>
                 <w:color w:val="000000" w:themeColor="text1"/>
@@ -357,7 +341,7 @@
             </w:pPr>
             <w:r>
               <w:rPr>
-                <w:rFonts w:asciiTheme="minorBidi" w:hAnsiTheme="minorBidi" w:hint="cs"/>
+                <w:rFonts w:asciiTheme="minorBidi" w:hAnsiTheme="minorBidi" w:cs="AL-Mateen" w:hint="cs"/>
                 <w:b/>
                 <w:bCs/>
                 <w:color w:val="000000" w:themeColor="text1"/>
@@ -383,7 +367,7 @@
             <w:pPr>
               <w:jc w:val="center"/>
               <w:rPr>
-                <w:rFonts w:asciiTheme="minorBidi" w:hAnsiTheme="minorBidi"/>
+                <w:rFonts w:asciiTheme="minorBidi" w:hAnsiTheme="minorBidi" w:cs="AL-Mateen"/>
                 <w:b/>
                 <w:bCs/>
                 <w:color w:val="000000" w:themeColor="text1"/>
@@ -403,7 +387,7 @@
             <w:pPr>
               <w:jc w:val="center"/>
               <w:rPr>
-                <w:rFonts w:asciiTheme="minorBidi" w:hAnsiTheme="minorBidi"/>
+                <w:rFonts w:asciiTheme="minorBidi" w:hAnsiTheme="minorBidi" w:cs="AL-Mateen"/>
                 <w:b/>
                 <w:bCs/>
                 <w:color w:val="000000" w:themeColor="text1"/>
@@ -423,7 +407,7 @@
             <w:pPr>
               <w:jc w:val="center"/>
               <w:rPr>
-                <w:rFonts w:asciiTheme="minorBidi" w:hAnsiTheme="minorBidi"/>
+                <w:rFonts w:asciiTheme="minorBidi" w:hAnsiTheme="minorBidi" w:cs="AL-Mateen"/>
                 <w:b/>
                 <w:bCs/>
                 <w:color w:val="000000" w:themeColor="text1"/>
@@ -443,7 +427,7 @@
             <w:pPr>
               <w:jc w:val="center"/>
               <w:rPr>
-                <w:rFonts w:asciiTheme="minorBidi" w:hAnsiTheme="minorBidi"/>
+                <w:rFonts w:asciiTheme="minorBidi" w:hAnsiTheme="minorBidi" w:cs="AL-Mateen"/>
                 <w:b/>
                 <w:bCs/>
                 <w:color w:val="000000" w:themeColor="text1"/>
@@ -463,7 +447,7 @@
             <w:pPr>
               <w:jc w:val="center"/>
               <w:rPr>
-                <w:rFonts w:asciiTheme="minorBidi" w:hAnsiTheme="minorBidi"/>
+                <w:rFonts w:asciiTheme="minorBidi" w:hAnsiTheme="minorBidi" w:cs="AL-Mateen"/>
                 <w:b/>
                 <w:bCs/>
                 <w:color w:val="000000" w:themeColor="text1"/>
@@ -483,7 +467,7 @@
             <w:pPr>
               <w:jc w:val="center"/>
               <w:rPr>
-                <w:rFonts w:asciiTheme="minorBidi" w:hAnsiTheme="minorBidi"/>
+                <w:rFonts w:asciiTheme="minorBidi" w:hAnsiTheme="minorBidi" w:cs="AL-Mateen"/>
                 <w:b/>
                 <w:bCs/>
                 <w:color w:val="000000" w:themeColor="text1"/>
@@ -503,7 +487,7 @@
             <w:pPr>
               <w:jc w:val="center"/>
               <w:rPr>
-                <w:rFonts w:asciiTheme="minorBidi" w:hAnsiTheme="minorBidi"/>
+                <w:rFonts w:asciiTheme="minorBidi" w:hAnsiTheme="minorBidi" w:cs="AL-Mateen"/>
                 <w:b/>
                 <w:bCs/>
                 <w:color w:val="000000" w:themeColor="text1"/>
@@ -514,7 +498,7 @@
             </w:pPr>
             <w:r>
               <w:rPr>
-                <w:rFonts w:asciiTheme="minorBidi" w:hAnsiTheme="minorBidi" w:hint="cs"/>
+                <w:rFonts w:asciiTheme="minorBidi" w:hAnsiTheme="minorBidi" w:cs="AL-Mateen" w:hint="cs"/>
                 <w:b/>
                 <w:bCs/>
                 <w:color w:val="000000" w:themeColor="text1"/>
@@ -535,7 +519,7 @@
             <w:pPr>
               <w:jc w:val="center"/>
               <w:rPr>
-                <w:rFonts w:asciiTheme="minorBidi" w:hAnsiTheme="minorBidi"/>
+                <w:rFonts w:asciiTheme="minorBidi" w:hAnsiTheme="minorBidi" w:cs="AL-Mateen"/>
                 <w:b/>
                 <w:bCs/>
                 <w:color w:val="000000" w:themeColor="text1"/>
@@ -546,7 +530,7 @@
             </w:pPr>
             <w:r>
               <w:rPr>
-                <w:rFonts w:asciiTheme="minorBidi" w:hAnsiTheme="minorBidi" w:hint="cs"/>
+                <w:rFonts w:asciiTheme="minorBidi" w:hAnsiTheme="minorBidi" w:cs="AL-Mateen" w:hint="cs"/>
                 <w:b/>
                 <w:bCs/>
                 <w:color w:val="000000" w:themeColor="text1"/>
@@ -574,8 +558,8 @@
               <w:rPr>
                 <w:rFonts w:asciiTheme="minorBidi" w:hAnsiTheme="minorBidi"/>
                 <w:color w:val="000000" w:themeColor="text1"/>
-                <w:sz w:val="26"/>
-                <w:szCs w:val="26"/>
+                <w:sz w:val="20"/>
+                <w:szCs w:val="20"/>
               </w:rPr>
             </w:pPr>
           </w:p>
@@ -592,8 +576,6 @@
                 <w:b/>
                 <w:bCs/>
                 <w:color w:val="000000" w:themeColor="text1"/>
-                <w:sz w:val="26"/>
-                <w:szCs w:val="26"/>
                 <w:rtl/>
               </w:rPr>
             </w:pPr>
@@ -609,8 +591,8 @@
               <w:rPr>
                 <w:rFonts w:asciiTheme="minorBidi" w:hAnsiTheme="minorBidi"/>
                 <w:color w:val="000000" w:themeColor="text1"/>
-                <w:sz w:val="26"/>
-                <w:szCs w:val="26"/>
+                <w:sz w:val="24"/>
+                <w:szCs w:val="24"/>
                 <w:rtl/>
               </w:rPr>
             </w:pPr>
@@ -625,11 +607,9 @@
               <w:jc w:val="center"/>
               <w:rPr>
                 <w:rFonts w:asciiTheme="minorBidi" w:hAnsiTheme="minorBidi"/>
-                <w:b/>
-                <w:bCs/>
-                <w:color w:val="000000" w:themeColor="text1"/>
-                <w:sz w:val="26"/>
-                <w:szCs w:val="26"/>
+                <w:color w:val="000000" w:themeColor="text1"/>
+                <w:sz w:val="24"/>
+                <w:szCs w:val="24"/>
                 <w:rtl/>
               </w:rPr>
             </w:pPr>
@@ -663,8 +643,6 @@
               <w:rPr>
                 <w:rFonts w:asciiTheme="minorBidi" w:hAnsiTheme="minorBidi"/>
                 <w:color w:val="000000" w:themeColor="text1"/>
-                <w:sz w:val="26"/>
-                <w:szCs w:val="26"/>
                 <w:rtl/>
               </w:rPr>
             </w:pPr>
@@ -781,8 +759,8 @@
               <w:rPr>
                 <w:rFonts w:asciiTheme="minorBidi" w:hAnsiTheme="minorBidi"/>
                 <w:color w:val="000000" w:themeColor="text1"/>
-                <w:sz w:val="26"/>
-                <w:szCs w:val="26"/>
+                <w:sz w:val="20"/>
+                <w:szCs w:val="20"/>
               </w:rPr>
             </w:pPr>
           </w:p>
@@ -799,8 +777,6 @@
                 <w:b/>
                 <w:bCs/>
                 <w:color w:val="000000" w:themeColor="text1"/>
-                <w:sz w:val="26"/>
-                <w:szCs w:val="26"/>
                 <w:rtl/>
               </w:rPr>
             </w:pPr>
@@ -816,8 +792,8 @@
               <w:rPr>
                 <w:rFonts w:asciiTheme="minorBidi" w:hAnsiTheme="minorBidi"/>
                 <w:color w:val="000000" w:themeColor="text1"/>
-                <w:sz w:val="26"/>
-                <w:szCs w:val="26"/>
+                <w:sz w:val="24"/>
+                <w:szCs w:val="24"/>
                 <w:rtl/>
                 <w:lang w:val="es-ES"/>
               </w:rPr>
@@ -833,11 +809,9 @@
               <w:jc w:val="center"/>
               <w:rPr>
                 <w:rFonts w:asciiTheme="minorBidi" w:hAnsiTheme="minorBidi"/>
-                <w:b/>
-                <w:bCs/>
-                <w:color w:val="000000" w:themeColor="text1"/>
-                <w:sz w:val="26"/>
-                <w:szCs w:val="26"/>
+                <w:color w:val="000000" w:themeColor="text1"/>
+                <w:sz w:val="24"/>
+                <w:szCs w:val="24"/>
                 <w:rtl/>
               </w:rPr>
             </w:pPr>
@@ -872,8 +846,6 @@
               <w:rPr>
                 <w:rFonts w:asciiTheme="minorBidi" w:hAnsiTheme="minorBidi"/>
                 <w:color w:val="000000" w:themeColor="text1"/>
-                <w:sz w:val="26"/>
-                <w:szCs w:val="26"/>
                 <w:rtl/>
               </w:rPr>
             </w:pPr>
@@ -987,8 +959,8 @@
               <w:rPr>
                 <w:rFonts w:asciiTheme="minorBidi" w:hAnsiTheme="minorBidi"/>
                 <w:color w:val="000000" w:themeColor="text1"/>
-                <w:sz w:val="28"/>
-                <w:szCs w:val="28"/>
+                <w:sz w:val="20"/>
+                <w:szCs w:val="20"/>
                 <w:lang w:val="es-ES"/>
               </w:rPr>
             </w:pPr>
@@ -1006,8 +978,6 @@
                 <w:b/>
                 <w:bCs/>
                 <w:color w:val="000000" w:themeColor="text1"/>
-                <w:sz w:val="28"/>
-                <w:szCs w:val="28"/>
                 <w:rtl/>
               </w:rPr>
             </w:pPr>
@@ -1023,8 +993,8 @@
               <w:rPr>
                 <w:rFonts w:asciiTheme="minorBidi" w:hAnsiTheme="minorBidi"/>
                 <w:color w:val="000000" w:themeColor="text1"/>
-                <w:sz w:val="28"/>
-                <w:szCs w:val="28"/>
+                <w:sz w:val="24"/>
+                <w:szCs w:val="24"/>
                 <w:rtl/>
               </w:rPr>
             </w:pPr>
@@ -1039,11 +1009,9 @@
               <w:jc w:val="center"/>
               <w:rPr>
                 <w:rFonts w:asciiTheme="minorBidi" w:hAnsiTheme="minorBidi"/>
-                <w:b/>
-                <w:bCs/>
-                <w:color w:val="000000" w:themeColor="text1"/>
-                <w:sz w:val="28"/>
-                <w:szCs w:val="28"/>
+                <w:color w:val="000000" w:themeColor="text1"/>
+                <w:sz w:val="24"/>
+                <w:szCs w:val="24"/>
                 <w:rtl/>
               </w:rPr>
             </w:pPr>
@@ -1077,8 +1045,6 @@
               <w:rPr>
                 <w:rFonts w:asciiTheme="minorBidi" w:hAnsiTheme="minorBidi"/>
                 <w:color w:val="000000" w:themeColor="text1"/>
-                <w:sz w:val="28"/>
-                <w:szCs w:val="28"/>
                 <w:lang w:val="es-ES"/>
               </w:rPr>
             </w:pPr>
@@ -1194,8 +1160,8 @@
               <w:rPr>
                 <w:rFonts w:asciiTheme="minorBidi" w:hAnsiTheme="minorBidi"/>
                 <w:color w:val="000000" w:themeColor="text1"/>
-                <w:sz w:val="28"/>
-                <w:szCs w:val="28"/>
+                <w:sz w:val="20"/>
+                <w:szCs w:val="20"/>
               </w:rPr>
             </w:pPr>
           </w:p>
@@ -1212,8 +1178,6 @@
                 <w:b/>
                 <w:bCs/>
                 <w:color w:val="000000" w:themeColor="text1"/>
-                <w:sz w:val="28"/>
-                <w:szCs w:val="28"/>
                 <w:rtl/>
               </w:rPr>
             </w:pPr>
@@ -1229,8 +1193,8 @@
               <w:rPr>
                 <w:rFonts w:asciiTheme="minorBidi" w:hAnsiTheme="minorBidi"/>
                 <w:color w:val="000000" w:themeColor="text1"/>
-                <w:sz w:val="28"/>
-                <w:szCs w:val="28"/>
+                <w:sz w:val="24"/>
+                <w:szCs w:val="24"/>
                 <w:rtl/>
                 <w:lang w:val="es-ES"/>
               </w:rPr>
@@ -1246,11 +1210,9 @@
               <w:jc w:val="center"/>
               <w:rPr>
                 <w:rFonts w:asciiTheme="minorBidi" w:hAnsiTheme="minorBidi"/>
-                <w:b/>
-                <w:bCs/>
-                <w:color w:val="000000" w:themeColor="text1"/>
-                <w:sz w:val="28"/>
-                <w:szCs w:val="28"/>
+                <w:color w:val="000000" w:themeColor="text1"/>
+                <w:sz w:val="24"/>
+                <w:szCs w:val="24"/>
                 <w:rtl/>
               </w:rPr>
             </w:pPr>
@@ -1284,8 +1246,6 @@
               <w:rPr>
                 <w:rFonts w:asciiTheme="minorBidi" w:hAnsiTheme="minorBidi"/>
                 <w:color w:val="000000" w:themeColor="text1"/>
-                <w:sz w:val="28"/>
-                <w:szCs w:val="28"/>
               </w:rPr>
             </w:pPr>
           </w:p>
@@ -1400,8 +1360,8 @@
               <w:rPr>
                 <w:rFonts w:asciiTheme="minorBidi" w:hAnsiTheme="minorBidi"/>
                 <w:color w:val="000000" w:themeColor="text1"/>
-                <w:sz w:val="28"/>
-                <w:szCs w:val="28"/>
+                <w:sz w:val="20"/>
+                <w:szCs w:val="20"/>
               </w:rPr>
             </w:pPr>
           </w:p>
@@ -1418,8 +1378,6 @@
                 <w:b/>
                 <w:bCs/>
                 <w:color w:val="000000" w:themeColor="text1"/>
-                <w:sz w:val="28"/>
-                <w:szCs w:val="28"/>
                 <w:rtl/>
               </w:rPr>
             </w:pPr>
@@ -1435,8 +1393,8 @@
               <w:rPr>
                 <w:rFonts w:asciiTheme="minorBidi" w:hAnsiTheme="minorBidi"/>
                 <w:color w:val="000000" w:themeColor="text1"/>
-                <w:sz w:val="28"/>
-                <w:szCs w:val="28"/>
+                <w:sz w:val="24"/>
+                <w:szCs w:val="24"/>
                 <w:rtl/>
                 <w:lang w:val="es-ES"/>
               </w:rPr>
@@ -1452,11 +1410,9 @@
               <w:jc w:val="center"/>
               <w:rPr>
                 <w:rFonts w:asciiTheme="minorBidi" w:hAnsiTheme="minorBidi"/>
-                <w:b/>
-                <w:bCs/>
-                <w:color w:val="000000" w:themeColor="text1"/>
-                <w:sz w:val="28"/>
-                <w:szCs w:val="28"/>
+                <w:color w:val="000000" w:themeColor="text1"/>
+                <w:sz w:val="24"/>
+                <w:szCs w:val="24"/>
                 <w:rtl/>
               </w:rPr>
             </w:pPr>
@@ -1490,8 +1446,6 @@
               <w:rPr>
                 <w:rFonts w:asciiTheme="minorBidi" w:hAnsiTheme="minorBidi"/>
                 <w:color w:val="000000" w:themeColor="text1"/>
-                <w:sz w:val="28"/>
-                <w:szCs w:val="28"/>
               </w:rPr>
             </w:pPr>
           </w:p>
@@ -1602,8 +1556,8 @@
               <w:rPr>
                 <w:rFonts w:asciiTheme="minorBidi" w:hAnsiTheme="minorBidi"/>
                 <w:color w:val="000000" w:themeColor="text1"/>
-                <w:sz w:val="28"/>
-                <w:szCs w:val="28"/>
+                <w:sz w:val="20"/>
+                <w:szCs w:val="20"/>
               </w:rPr>
             </w:pPr>
           </w:p>
@@ -1620,8 +1574,6 @@
                 <w:b/>
                 <w:bCs/>
                 <w:color w:val="000000" w:themeColor="text1"/>
-                <w:sz w:val="28"/>
-                <w:szCs w:val="28"/>
                 <w:rtl/>
               </w:rPr>
             </w:pPr>
@@ -1637,8 +1589,8 @@
               <w:rPr>
                 <w:rFonts w:asciiTheme="minorBidi" w:hAnsiTheme="minorBidi"/>
                 <w:color w:val="000000" w:themeColor="text1"/>
-                <w:sz w:val="28"/>
-                <w:szCs w:val="28"/>
+                <w:sz w:val="24"/>
+                <w:szCs w:val="24"/>
                 <w:rtl/>
                 <w:lang w:val="es-ES"/>
               </w:rPr>
@@ -1654,11 +1606,9 @@
               <w:jc w:val="center"/>
               <w:rPr>
                 <w:rFonts w:asciiTheme="minorBidi" w:hAnsiTheme="minorBidi"/>
-                <w:b/>
-                <w:bCs/>
-                <w:color w:val="000000" w:themeColor="text1"/>
-                <w:sz w:val="28"/>
-                <w:szCs w:val="28"/>
+                <w:color w:val="000000" w:themeColor="text1"/>
+                <w:sz w:val="24"/>
+                <w:szCs w:val="24"/>
                 <w:rtl/>
               </w:rPr>
             </w:pPr>
@@ -1692,8 +1642,6 @@
               <w:rPr>
                 <w:rFonts w:asciiTheme="minorBidi" w:hAnsiTheme="minorBidi"/>
                 <w:color w:val="000000" w:themeColor="text1"/>
-                <w:sz w:val="28"/>
-                <w:szCs w:val="28"/>
               </w:rPr>
             </w:pPr>
           </w:p>
@@ -1804,8 +1752,8 @@
               <w:rPr>
                 <w:rFonts w:asciiTheme="minorBidi" w:hAnsiTheme="minorBidi"/>
                 <w:color w:val="000000" w:themeColor="text1"/>
-                <w:sz w:val="28"/>
-                <w:szCs w:val="28"/>
+                <w:sz w:val="20"/>
+                <w:szCs w:val="20"/>
               </w:rPr>
             </w:pPr>
           </w:p>
@@ -1822,8 +1770,6 @@
                 <w:b/>
                 <w:bCs/>
                 <w:color w:val="000000" w:themeColor="text1"/>
-                <w:sz w:val="28"/>
-                <w:szCs w:val="28"/>
                 <w:rtl/>
               </w:rPr>
             </w:pPr>
@@ -1839,8 +1785,8 @@
               <w:rPr>
                 <w:rFonts w:asciiTheme="minorBidi" w:hAnsiTheme="minorBidi"/>
                 <w:color w:val="000000" w:themeColor="text1"/>
-                <w:sz w:val="28"/>
-                <w:szCs w:val="28"/>
+                <w:sz w:val="24"/>
+                <w:szCs w:val="24"/>
                 <w:rtl/>
                 <w:lang w:val="es-ES"/>
               </w:rPr>
@@ -1856,11 +1802,9 @@
               <w:jc w:val="center"/>
               <w:rPr>
                 <w:rFonts w:asciiTheme="minorBidi" w:hAnsiTheme="minorBidi"/>
-                <w:b/>
-                <w:bCs/>
-                <w:color w:val="000000" w:themeColor="text1"/>
-                <w:sz w:val="28"/>
-                <w:szCs w:val="28"/>
+                <w:color w:val="000000" w:themeColor="text1"/>
+                <w:sz w:val="24"/>
+                <w:szCs w:val="24"/>
                 <w:rtl/>
               </w:rPr>
             </w:pPr>
@@ -1894,8 +1838,6 @@
               <w:rPr>
                 <w:rFonts w:asciiTheme="minorBidi" w:hAnsiTheme="minorBidi"/>
                 <w:color w:val="000000" w:themeColor="text1"/>
-                <w:sz w:val="28"/>
-                <w:szCs w:val="28"/>
               </w:rPr>
             </w:pPr>
           </w:p>
@@ -1991,412 +1933,237 @@
           </w:sdtContent>
         </w:sdt>
       </w:tr>
-      <w:tr>
-        <w:trPr>
-          <w:trHeight w:val="400"/>
-        </w:trPr>
-        <w:tc>
-          <w:tcPr>
-            <w:tcW w:w="2651" w:type="dxa"/>
-          </w:tcPr>
-          <w:p>
-            <w:pPr>
-              <w:bidi w:val="0"/>
-              <w:jc w:val="center"/>
-              <w:rPr>
-                <w:rFonts w:asciiTheme="minorBidi" w:hAnsiTheme="minorBidi"/>
-                <w:color w:val="000000" w:themeColor="text1"/>
-                <w:sz w:val="28"/>
-                <w:szCs w:val="28"/>
-              </w:rPr>
-            </w:pPr>
-          </w:p>
-        </w:tc>
-        <w:tc>
-          <w:tcPr>
-            <w:tcW w:w="993" w:type="dxa"/>
-          </w:tcPr>
-          <w:p>
-            <w:pPr>
-              <w:jc w:val="center"/>
-              <w:rPr>
-                <w:rFonts w:asciiTheme="minorBidi" w:hAnsiTheme="minorBidi"/>
-                <w:b/>
-                <w:bCs/>
-                <w:color w:val="000000" w:themeColor="text1"/>
-                <w:sz w:val="28"/>
-                <w:szCs w:val="28"/>
-                <w:rtl/>
-              </w:rPr>
-            </w:pPr>
-          </w:p>
-        </w:tc>
-        <w:tc>
-          <w:tcPr>
-            <w:tcW w:w="1701" w:type="dxa"/>
-          </w:tcPr>
-          <w:p>
-            <w:pPr>
-              <w:jc w:val="center"/>
-              <w:rPr>
-                <w:rFonts w:asciiTheme="minorBidi" w:hAnsiTheme="minorBidi"/>
-                <w:color w:val="000000" w:themeColor="text1"/>
-                <w:sz w:val="28"/>
-                <w:szCs w:val="28"/>
-                <w:rtl/>
-                <w:lang w:val="es-ES"/>
-              </w:rPr>
-            </w:pPr>
-          </w:p>
-        </w:tc>
-        <w:tc>
-          <w:tcPr>
-            <w:tcW w:w="1275" w:type="dxa"/>
-          </w:tcPr>
-          <w:p>
-            <w:pPr>
-              <w:jc w:val="center"/>
-              <w:rPr>
-                <w:rFonts w:asciiTheme="minorBidi" w:hAnsiTheme="minorBidi"/>
-                <w:b/>
-                <w:bCs/>
-                <w:color w:val="000000" w:themeColor="text1"/>
-                <w:sz w:val="28"/>
-                <w:szCs w:val="28"/>
-                <w:rtl/>
-              </w:rPr>
-            </w:pPr>
-          </w:p>
-        </w:tc>
-        <w:tc>
-          <w:tcPr>
-            <w:tcW w:w="1377" w:type="dxa"/>
-          </w:tcPr>
-          <w:p>
-            <w:pPr>
-              <w:jc w:val="center"/>
-              <w:rPr>
-                <w:rFonts w:asciiTheme="minorBidi" w:hAnsiTheme="minorBidi"/>
-                <w:color w:val="000000" w:themeColor="text1"/>
-                <w:sz w:val="24"/>
-                <w:szCs w:val="24"/>
-                <w:rtl/>
-              </w:rPr>
-            </w:pPr>
-          </w:p>
-        </w:tc>
-        <w:tc>
-          <w:tcPr>
-            <w:tcW w:w="1175" w:type="dxa"/>
-          </w:tcPr>
-          <w:p>
-            <w:pPr>
-              <w:bidi w:val="0"/>
-              <w:jc w:val="center"/>
-              <w:rPr>
-                <w:rFonts w:asciiTheme="minorBidi" w:hAnsiTheme="minorBidi"/>
-                <w:color w:val="000000" w:themeColor="text1"/>
-                <w:sz w:val="28"/>
-                <w:szCs w:val="28"/>
-              </w:rPr>
-            </w:pPr>
-          </w:p>
-        </w:tc>
-        <w:sdt>
-          <w:sdtPr>
-            <w:rPr>
-              <w:rStyle w:val="a4"/>
-              <w:sz w:val="40"/>
-              <w:szCs w:val="40"/>
-              <w:rtl/>
-            </w:rPr>
-            <w:id w:val="-1486613842"/>
-            <w14:checkbox>
-              <w14:checked w14:val="0"/>
-              <w14:checkedState w14:val="221A" w14:font="Apple Color Emoji"/>
-              <w14:uncheckedState w14:val="25CB" w14:font="Times New Roman"/>
-            </w14:checkbox>
-          </w:sdtPr>
-          <w:sdtContent>
-            <w:tc>
-              <w:tcPr>
-                <w:tcW w:w="645" w:type="dxa"/>
-              </w:tcPr>
-              <w:p>
-                <w:pPr>
-                  <w:ind w:right="-324"/>
-                  <w:rPr>
-                    <w:rStyle w:val="a4"/>
-                    <w:sz w:val="40"/>
-                    <w:szCs w:val="40"/>
-                    <w:rtl/>
-                  </w:rPr>
-                </w:pPr>
-                <w:r>
-                  <w:rPr>
-                    <w:rStyle w:val="a4"/>
-                    <w:rFonts w:ascii="Times New Roman" w:hAnsi="Times New Roman" w:cs="Times New Roman"/>
-                    <w:sz w:val="40"/>
-                    <w:szCs w:val="40"/>
-                    <w:rtl/>
-                  </w:rPr>
-                  <w:t>○</w:t>
-                </w:r>
-              </w:p>
-            </w:tc>
-          </w:sdtContent>
-        </w:sdt>
-        <w:sdt>
-          <w:sdtPr>
-            <w:rPr>
-              <w:rStyle w:val="a4"/>
-              <w:sz w:val="40"/>
-              <w:szCs w:val="40"/>
-              <w:rtl/>
-            </w:rPr>
-            <w:id w:val="-371234235"/>
-            <w14:checkbox>
-              <w14:checked w14:val="0"/>
-              <w14:checkedState w14:val="221A" w14:font="Apple Color Emoji"/>
-              <w14:uncheckedState w14:val="25CB" w14:font="Times New Roman"/>
-            </w14:checkbox>
-          </w:sdtPr>
-          <w:sdtContent>
-            <w:tc>
-              <w:tcPr>
-                <w:tcW w:w="715" w:type="dxa"/>
-              </w:tcPr>
-              <w:p>
-                <w:pPr>
-                  <w:ind w:right="-324"/>
-                  <w:rPr>
-                    <w:rStyle w:val="a4"/>
-                    <w:rFonts w:cs="Times New Roman"/>
-                    <w:sz w:val="40"/>
-                    <w:szCs w:val="40"/>
-                    <w:rtl/>
-                  </w:rPr>
-                </w:pPr>
-                <w:r>
-                  <w:rPr>
-                    <w:rStyle w:val="a4"/>
-                    <w:rFonts w:ascii="Times New Roman" w:hAnsi="Times New Roman" w:cs="Times New Roman"/>
-                    <w:sz w:val="40"/>
-                    <w:szCs w:val="40"/>
-                    <w:rtl/>
-                  </w:rPr>
-                  <w:t>○</w:t>
-                </w:r>
-              </w:p>
-            </w:tc>
-          </w:sdtContent>
-        </w:sdt>
-      </w:tr>
     </w:tbl>
     <w:p>
       <w:pPr>
         <w:rPr>
-          <w:rFonts w:asciiTheme="minorBidi" w:hAnsiTheme="minorBidi"/>
-          <w:b/>
-          <w:bCs/>
-          <w:color w:val="000000" w:themeColor="text1"/>
-          <w:sz w:val="32"/>
-          <w:szCs w:val="32"/>
+          <w:rFonts w:asciiTheme="minorBidi" w:hAnsiTheme="minorBidi" w:cs="AL-Mateen"/>
+          <w:b/>
+          <w:bCs/>
+          <w:color w:val="000000" w:themeColor="text1"/>
+          <w:sz w:val="36"/>
+          <w:szCs w:val="36"/>
           <w:rtl/>
         </w:rPr>
       </w:pPr>
+      <w:r>
+        <w:rPr>
+          <w:rFonts w:asciiTheme="minorBidi" w:hAnsiTheme="minorBidi" w:hint="cs"/>
+          <w:b/>
+          <w:bCs/>
+          <w:color w:val="000000" w:themeColor="text1"/>
+          <w:sz w:val="36"/>
+          <w:szCs w:val="36"/>
+          <w:rtl/>
+        </w:rPr>
+        <w:t xml:space="preserve">         </w:t>
+      </w:r>
+      <w:r>
+        <w:rPr>
+          <w:rFonts w:asciiTheme="minorBidi" w:hAnsiTheme="minorBidi" w:cs="AL-Mateen" w:hint="cs"/>
+          <w:b/>
+          <w:bCs/>
+          <w:color w:val="000000" w:themeColor="text1"/>
+          <w:sz w:val="36"/>
+          <w:szCs w:val="36"/>
+          <w:rtl/>
+        </w:rPr>
+        <w:t>سعادة مدير جوازات مطار الملك خالد الدولي                        الموقر</w:t>
+      </w:r>
     </w:p>
     <w:p>
       <w:pPr>
         <w:rPr>
-          <w:rFonts w:asciiTheme="minorBidi" w:hAnsiTheme="minorBidi"/>
-          <w:b/>
-          <w:bCs/>
-          <w:color w:val="000000" w:themeColor="text1"/>
-          <w:sz w:val="36"/>
-          <w:szCs w:val="36"/>
+          <w:rFonts w:asciiTheme="minorBidi" w:hAnsiTheme="minorBidi" w:cs="AL-Mohanad Bold"/>
+          <w:b/>
+          <w:bCs/>
+          <w:color w:val="000000" w:themeColor="text1"/>
+          <w:sz w:val="32"/>
+          <w:szCs w:val="32"/>
           <w:rtl/>
         </w:rPr>
       </w:pPr>
       <w:r>
         <w:rPr>
-          <w:rFonts w:asciiTheme="minorBidi" w:hAnsiTheme="minorBidi" w:hint="cs"/>
-          <w:b/>
-          <w:bCs/>
-          <w:color w:val="000000" w:themeColor="text1"/>
-          <w:sz w:val="36"/>
-          <w:szCs w:val="36"/>
-          <w:rtl/>
-        </w:rPr>
-        <w:t xml:space="preserve">         سعادة مدير جوازات مطار الملك خالد الدولي                        الموقر</w:t>
+          <w:rFonts w:asciiTheme="minorBidi" w:hAnsiTheme="minorBidi" w:cs="AL-Mohanad Bold" w:hint="cs"/>
+          <w:b/>
+          <w:bCs/>
+          <w:color w:val="000000" w:themeColor="text1"/>
+          <w:sz w:val="32"/>
+          <w:szCs w:val="32"/>
+          <w:rtl/>
+        </w:rPr>
+        <w:t>السلام عليكم ورحمة الله وبركاته</w:t>
       </w:r>
     </w:p>
     <w:p>
       <w:pPr>
         <w:rPr>
-          <w:rFonts w:asciiTheme="minorBidi" w:hAnsiTheme="minorBidi"/>
-          <w:b/>
-          <w:bCs/>
+          <w:rFonts w:asciiTheme="minorBidi" w:hAnsiTheme="minorBidi" w:cs="AL-Mohanad"/>
+          <w:color w:val="000000" w:themeColor="text1"/>
+          <w:sz w:val="34"/>
+          <w:szCs w:val="34"/>
+          <w:rtl/>
+        </w:rPr>
+      </w:pPr>
+      <w:r>
+        <w:rPr>
+          <w:rFonts w:asciiTheme="minorBidi" w:hAnsiTheme="minorBidi" w:cs="AL-Mohanad" w:hint="cs"/>
+          <w:color w:val="000000" w:themeColor="text1"/>
+          <w:sz w:val="34"/>
+          <w:szCs w:val="34"/>
+          <w:rtl/>
+        </w:rPr>
+        <w:t xml:space="preserve">نفيد سعادتكم أنه أثناء استلامنا لهذا اليوم </w:t>
+      </w:r>
+      <w:bookmarkStart w:id="0" w:name="today2"/>
+      <w:r>
+        <w:rPr>
+          <w:rFonts w:asciiTheme="minorBidi" w:hAnsiTheme="minorBidi" w:cs="AL-Mohanad" w:hint="cs"/>
+          <w:color w:val="000000" w:themeColor="text1"/>
+          <w:sz w:val="34"/>
+          <w:szCs w:val="34"/>
+          <w:rtl/>
+        </w:rPr>
+        <w:t xml:space="preserve">           </w:t>
+      </w:r>
+      <w:bookmarkEnd w:id="0"/>
+      <w:r>
+        <w:rPr>
+          <w:rFonts w:asciiTheme="minorBidi" w:hAnsiTheme="minorBidi" w:cs="AL-Mohanad" w:hint="cs"/>
+          <w:color w:val="000000" w:themeColor="text1"/>
+          <w:sz w:val="34"/>
+          <w:szCs w:val="34"/>
+          <w:rtl/>
+        </w:rPr>
+        <w:t xml:space="preserve"> الموافق </w:t>
+      </w:r>
+      <w:r>
+        <w:rPr>
+          <w:rFonts w:cs="AL-Mohanad" w:hint="cs"/>
+          <w:sz w:val="34"/>
+          <w:szCs w:val="34"/>
+          <w:rtl/>
+        </w:rPr>
+        <w:t xml:space="preserve"> </w:t>
+      </w:r>
+      <w:bookmarkStart w:id="1" w:name="date3"/>
+      <w:r>
+        <w:rPr>
+          <w:rFonts w:cs="AL-Mohanad" w:hint="cs"/>
+          <w:sz w:val="34"/>
+          <w:szCs w:val="34"/>
+          <w:rtl/>
+        </w:rPr>
+        <w:t xml:space="preserve">  /      /    144</w:t>
+      </w:r>
+      <w:proofErr w:type="gramStart"/>
+      <w:r>
+        <w:rPr>
+          <w:rFonts w:cs="AL-Mohanad" w:hint="cs"/>
+          <w:sz w:val="34"/>
+          <w:szCs w:val="34"/>
+          <w:rtl/>
+        </w:rPr>
+        <w:t>هـ</w:t>
+      </w:r>
+      <w:bookmarkEnd w:id="1"/>
+      <w:r>
+        <w:rPr>
+          <w:rFonts w:cs="AL-Mohanad" w:hint="cs"/>
+          <w:sz w:val="34"/>
+          <w:szCs w:val="34"/>
+          <w:rtl/>
+        </w:rPr>
+        <w:t xml:space="preserve"> </w:t>
+      </w:r>
+      <w:r>
+        <w:rPr>
+          <w:rFonts w:asciiTheme="minorBidi" w:hAnsiTheme="minorBidi" w:cs="AL-Mohanad"/>
+          <w:color w:val="000000" w:themeColor="text1"/>
+          <w:sz w:val="34"/>
+          <w:szCs w:val="34"/>
+          <w:rtl/>
+        </w:rPr>
+        <w:t xml:space="preserve"> </w:t>
+      </w:r>
+      <w:r>
+        <w:rPr>
+          <w:rFonts w:asciiTheme="minorBidi" w:hAnsiTheme="minorBidi" w:cs="AL-Mohanad" w:hint="cs"/>
+          <w:color w:val="000000" w:themeColor="text1"/>
+          <w:sz w:val="34"/>
+          <w:szCs w:val="34"/>
+          <w:rtl/>
+        </w:rPr>
+        <w:t>تم</w:t>
+      </w:r>
+      <w:proofErr w:type="gramEnd"/>
+      <w:r>
+        <w:rPr>
+          <w:rFonts w:asciiTheme="minorBidi" w:hAnsiTheme="minorBidi" w:cs="AL-Mohanad" w:hint="cs"/>
+          <w:color w:val="000000" w:themeColor="text1"/>
+          <w:sz w:val="34"/>
+          <w:szCs w:val="34"/>
+          <w:rtl/>
+        </w:rPr>
+        <w:t xml:space="preserve"> إنهاء إجراءات مغادرة الركاب الموضحة بياناتهم  بعالية ويحملون( تأشيرات زياره منتهيه )و ذلك حسب توجيهات</w:t>
+      </w:r>
+      <w:r>
+        <w:rPr>
+          <w:rFonts w:asciiTheme="minorBidi" w:hAnsiTheme="minorBidi" w:cs="AL-Mohanad" w:hint="cs"/>
+          <w:b/>
+          <w:bCs/>
+          <w:color w:val="000000" w:themeColor="text1"/>
+          <w:sz w:val="34"/>
+          <w:szCs w:val="34"/>
+          <w:rtl/>
+        </w:rPr>
+        <w:t xml:space="preserve"> </w:t>
+      </w:r>
+      <w:r>
+        <w:rPr>
+          <w:rFonts w:asciiTheme="minorBidi" w:hAnsiTheme="minorBidi" w:cs="AL-Mohanad" w:hint="cs"/>
+          <w:color w:val="000000" w:themeColor="text1"/>
+          <w:sz w:val="34"/>
+          <w:szCs w:val="34"/>
+          <w:rtl/>
+        </w:rPr>
+        <w:t>......................</w:t>
+      </w:r>
+      <w:r>
+        <w:rPr>
+          <w:rFonts w:asciiTheme="minorBidi" w:hAnsiTheme="minorBidi" w:cs="AL-Mohanad" w:hint="cs"/>
           <w:color w:val="000000" w:themeColor="text1"/>
           <w:sz w:val="32"/>
           <w:szCs w:val="32"/>
           <w:rtl/>
         </w:rPr>
-      </w:pPr>
-      <w:r>
-        <w:rPr>
-          <w:rFonts w:asciiTheme="minorBidi" w:hAnsiTheme="minorBidi" w:hint="cs"/>
-          <w:b/>
-          <w:bCs/>
-          <w:color w:val="000000" w:themeColor="text1"/>
-          <w:sz w:val="32"/>
-          <w:szCs w:val="32"/>
-          <w:rtl/>
-        </w:rPr>
-        <w:t>السلام عليكم ورحمة الله وبركاته</w:t>
+        <w:t>..............</w:t>
       </w:r>
     </w:p>
     <w:p>
       <w:pPr>
         <w:rPr>
-          <w:rFonts w:asciiTheme="minorBidi" w:hAnsiTheme="minorBidi"/>
-          <w:color w:val="000000" w:themeColor="text1"/>
-          <w:sz w:val="34"/>
-          <w:szCs w:val="34"/>
+          <w:rFonts w:asciiTheme="minorBidi" w:hAnsiTheme="minorBidi" w:cs="AL-Mohanad Bold"/>
+          <w:b/>
+          <w:bCs/>
+          <w:color w:val="000000" w:themeColor="text1"/>
+          <w:sz w:val="28"/>
+          <w:szCs w:val="28"/>
           <w:rtl/>
         </w:rPr>
       </w:pPr>
       <w:r>
         <w:rPr>
-          <w:rFonts w:asciiTheme="minorBidi" w:hAnsiTheme="minorBidi" w:hint="cs"/>
-          <w:color w:val="000000" w:themeColor="text1"/>
-          <w:sz w:val="34"/>
-          <w:szCs w:val="34"/>
-          <w:rtl/>
-        </w:rPr>
-        <w:t>نفيد سعادتكم أنه أثناء استلامنا لهذا اليوم</w:t>
-      </w:r>
-      <w:r>
-        <w:rPr>
-          <w:rFonts w:asciiTheme="minorBidi" w:hAnsiTheme="minorBidi" w:hint="cs"/>
-          <w:b/>
-          <w:bCs/>
-          <w:color w:val="000000" w:themeColor="text1"/>
-          <w:sz w:val="34"/>
-          <w:szCs w:val="34"/>
-          <w:rtl/>
-        </w:rPr>
-        <w:t xml:space="preserve"> </w:t>
-      </w:r>
-      <w:sdt>
-        <w:sdtPr>
-          <w:rPr>
-            <w:rFonts w:asciiTheme="minorBidi" w:hAnsiTheme="minorBidi" w:hint="cs"/>
-            <w:b/>
-            <w:bCs/>
-            <w:color w:val="000000" w:themeColor="text1"/>
-            <w:sz w:val="34"/>
-            <w:szCs w:val="34"/>
-            <w:rtl/>
-          </w:rPr>
-          <w:id w:val="-2076498867"/>
-          <w:date>
-            <w:dateFormat w:val="ddd"/>
-            <w:lid w:val="ar-SA"/>
-            <w:storeMappedDataAs w:val="dateTime"/>
-            <mc:AlternateContent>
-              <mc:Choice Requires="w14">
-                <w:calendar w:val="umalqura"/>
-              </mc:Choice>
-              <mc:Fallback>
-                <w:calendar w:val="hijri"/>
-              </mc:Fallback>
-            </mc:AlternateContent>
-          </w:date>
-        </w:sdtPr>
-        <w:sdtContent>
-          <w:r>
-            <w:rPr>
-              <w:rFonts w:asciiTheme="minorBidi" w:hAnsiTheme="minorBidi" w:hint="cs"/>
-              <w:b/>
-              <w:bCs/>
-              <w:color w:val="000000" w:themeColor="text1"/>
-              <w:sz w:val="34"/>
-              <w:szCs w:val="34"/>
-              <w:rtl/>
-            </w:rPr>
-            <w:t xml:space="preserve">‏      </w:t>
-          </w:r>
-        </w:sdtContent>
-      </w:sdt>
-      <w:r>
-        <w:rPr>
-          <w:rFonts w:asciiTheme="minorBidi" w:hAnsiTheme="minorBidi" w:hint="cs"/>
-          <w:b/>
-          <w:bCs/>
-          <w:color w:val="000000" w:themeColor="text1"/>
-          <w:sz w:val="34"/>
-          <w:szCs w:val="34"/>
-          <w:rtl/>
-        </w:rPr>
-        <w:t xml:space="preserve"> </w:t>
-      </w:r>
-      <w:r>
-        <w:rPr>
-          <w:rFonts w:asciiTheme="minorBidi" w:hAnsiTheme="minorBidi" w:hint="cs"/>
-          <w:color w:val="000000" w:themeColor="text1"/>
-          <w:sz w:val="34"/>
-          <w:szCs w:val="34"/>
-          <w:rtl/>
-        </w:rPr>
-        <w:t xml:space="preserve">الموافق  </w:t>
-      </w:r>
-      <w:sdt>
-        <w:sdtPr>
-          <w:rPr>
-            <w:rFonts w:asciiTheme="minorBidi" w:hAnsiTheme="minorBidi" w:hint="cs"/>
-            <w:color w:val="000000" w:themeColor="text1"/>
-            <w:sz w:val="34"/>
-            <w:szCs w:val="34"/>
-            <w:rtl/>
-          </w:rPr>
-          <w:id w:val="-544209699"/>
-          <w:date>
-            <w:dateFormat w:val="dd/MM/yyyy"/>
-            <w:lid w:val="ar-SA"/>
-            <w:storeMappedDataAs w:val="dateTime"/>
-            <mc:AlternateContent>
-              <mc:Choice Requires="w14">
-                <w:calendar w:val="umalqura"/>
-              </mc:Choice>
-              <mc:Fallback>
-                <w:calendar w:val="hijri"/>
-              </mc:Fallback>
-            </mc:AlternateContent>
-          </w:date>
-        </w:sdtPr>
-        <w:sdtContent>
-          <w:r>
-            <w:rPr>
-              <w:rFonts w:asciiTheme="minorBidi" w:hAnsiTheme="minorBidi" w:hint="cs"/>
-              <w:color w:val="000000" w:themeColor="text1"/>
-              <w:sz w:val="34"/>
-              <w:szCs w:val="34"/>
-              <w:rtl/>
-            </w:rPr>
-            <w:t>‏   ‏/     ‏/   144</w:t>
-          </w:r>
-        </w:sdtContent>
-      </w:sdt>
-      <w:r>
-        <w:rPr>
-          <w:rFonts w:asciiTheme="minorBidi" w:hAnsiTheme="minorBidi" w:hint="cs"/>
-          <w:color w:val="000000" w:themeColor="text1"/>
-          <w:sz w:val="34"/>
-          <w:szCs w:val="34"/>
-          <w:rtl/>
-        </w:rPr>
-        <w:t xml:space="preserve">هـ تم إنهاء </w:t>
+          <w:rFonts w:asciiTheme="minorBidi" w:hAnsiTheme="minorBidi" w:cs="AL-Mohanad Bold" w:hint="cs"/>
+          <w:b/>
+          <w:bCs/>
+          <w:color w:val="000000" w:themeColor="text1"/>
+          <w:sz w:val="28"/>
+          <w:szCs w:val="28"/>
+          <w:rtl/>
+        </w:rPr>
+        <w:t>بطيه / صورة وثيقة السفر + كرت صعود الطائرة + شريحة الحاسب آلي + الايصال في حال الاستيفاء</w:t>
       </w:r>
     </w:p>
     <w:p>
@@ -2414,180 +2181,6 @@
       <w:r>
         <w:rPr>
           <w:rFonts w:asciiTheme="minorBidi" w:hAnsiTheme="minorBidi" w:hint="cs"/>
-          <w:color w:val="000000" w:themeColor="text1"/>
-          <w:sz w:val="34"/>
-          <w:szCs w:val="34"/>
-          <w:rtl/>
-        </w:rPr>
-        <w:t>إجراءات مغادرة الر</w:t>
-      </w:r>
-      <w:r>
-        <w:rPr>
-          <w:rFonts w:asciiTheme="minorBidi" w:hAnsiTheme="minorBidi" w:hint="cs"/>
-          <w:color w:val="000000" w:themeColor="text1"/>
-          <w:sz w:val="34"/>
-          <w:szCs w:val="34"/>
-          <w:rtl/>
-        </w:rPr>
-        <w:t>كاب</w:t>
-      </w:r>
-      <w:r>
-        <w:rPr>
-          <w:rFonts w:asciiTheme="minorBidi" w:hAnsiTheme="minorBidi" w:hint="cs"/>
-          <w:color w:val="000000" w:themeColor="text1"/>
-          <w:sz w:val="34"/>
-          <w:szCs w:val="34"/>
-          <w:rtl/>
-        </w:rPr>
-        <w:t xml:space="preserve"> الموضح</w:t>
-      </w:r>
-      <w:r>
-        <w:rPr>
-          <w:rFonts w:asciiTheme="minorBidi" w:hAnsiTheme="minorBidi" w:hint="cs"/>
-          <w:color w:val="000000" w:themeColor="text1"/>
-          <w:sz w:val="34"/>
-          <w:szCs w:val="34"/>
-          <w:rtl/>
-        </w:rPr>
-        <w:t xml:space="preserve">ة </w:t>
-      </w:r>
-      <w:proofErr w:type="gramStart"/>
-      <w:r>
-        <w:rPr>
-          <w:rFonts w:asciiTheme="minorBidi" w:hAnsiTheme="minorBidi" w:hint="cs"/>
-          <w:color w:val="000000" w:themeColor="text1"/>
-          <w:sz w:val="34"/>
-          <w:szCs w:val="34"/>
-          <w:rtl/>
-        </w:rPr>
-        <w:t>بياناته</w:t>
-      </w:r>
-      <w:r>
-        <w:rPr>
-          <w:rFonts w:asciiTheme="minorBidi" w:hAnsiTheme="minorBidi" w:hint="cs"/>
-          <w:color w:val="000000" w:themeColor="text1"/>
-          <w:sz w:val="34"/>
-          <w:szCs w:val="34"/>
-          <w:rtl/>
-        </w:rPr>
-        <w:t>م  ب</w:t>
-      </w:r>
-      <w:r>
-        <w:rPr>
-          <w:rFonts w:asciiTheme="minorBidi" w:hAnsiTheme="minorBidi" w:hint="cs"/>
-          <w:color w:val="000000" w:themeColor="text1"/>
-          <w:sz w:val="34"/>
-          <w:szCs w:val="34"/>
-          <w:rtl/>
-        </w:rPr>
-        <w:t>عالية</w:t>
-      </w:r>
-      <w:proofErr w:type="gramEnd"/>
-      <w:r>
-        <w:rPr>
-          <w:rFonts w:asciiTheme="minorBidi" w:hAnsiTheme="minorBidi" w:hint="cs"/>
-          <w:color w:val="000000" w:themeColor="text1"/>
-          <w:sz w:val="34"/>
-          <w:szCs w:val="34"/>
-          <w:rtl/>
-        </w:rPr>
-        <w:t xml:space="preserve"> و</w:t>
-      </w:r>
-      <w:r>
-        <w:rPr>
-          <w:rFonts w:asciiTheme="minorBidi" w:hAnsiTheme="minorBidi" w:hint="cs"/>
-          <w:color w:val="000000" w:themeColor="text1"/>
-          <w:sz w:val="34"/>
-          <w:szCs w:val="34"/>
-          <w:rtl/>
-        </w:rPr>
-        <w:t>يحملون</w:t>
-      </w:r>
-      <w:r>
-        <w:rPr>
-          <w:rFonts w:asciiTheme="minorBidi" w:hAnsiTheme="minorBidi" w:hint="cs"/>
-          <w:color w:val="000000" w:themeColor="text1"/>
-          <w:sz w:val="34"/>
-          <w:szCs w:val="34"/>
-          <w:rtl/>
-        </w:rPr>
-        <w:t xml:space="preserve">( </w:t>
-      </w:r>
-      <w:r>
-        <w:rPr>
-          <w:rFonts w:asciiTheme="minorBidi" w:hAnsiTheme="minorBidi" w:hint="cs"/>
-          <w:color w:val="000000" w:themeColor="text1"/>
-          <w:sz w:val="34"/>
-          <w:szCs w:val="34"/>
-          <w:rtl/>
-        </w:rPr>
-        <w:t>تأشي</w:t>
-      </w:r>
-      <w:r>
-        <w:rPr>
-          <w:rFonts w:asciiTheme="minorBidi" w:hAnsiTheme="minorBidi" w:hint="cs"/>
-          <w:color w:val="000000" w:themeColor="text1"/>
-          <w:sz w:val="34"/>
-          <w:szCs w:val="34"/>
-          <w:rtl/>
-        </w:rPr>
-        <w:t xml:space="preserve">رات </w:t>
-      </w:r>
-      <w:r>
-        <w:rPr>
-          <w:rFonts w:asciiTheme="minorBidi" w:hAnsiTheme="minorBidi" w:hint="cs"/>
-          <w:color w:val="000000" w:themeColor="text1"/>
-          <w:sz w:val="34"/>
-          <w:szCs w:val="34"/>
-          <w:rtl/>
-        </w:rPr>
-        <w:t>زي</w:t>
-      </w:r>
-      <w:r>
-        <w:rPr>
-          <w:rFonts w:asciiTheme="minorBidi" w:hAnsiTheme="minorBidi" w:hint="cs"/>
-          <w:color w:val="000000" w:themeColor="text1"/>
-          <w:sz w:val="34"/>
-          <w:szCs w:val="34"/>
-          <w:rtl/>
-        </w:rPr>
-        <w:t>اره منتهيه</w:t>
-      </w:r>
-      <w:r>
-        <w:rPr>
-          <w:rFonts w:asciiTheme="minorBidi" w:hAnsiTheme="minorBidi" w:hint="cs"/>
-          <w:color w:val="000000" w:themeColor="text1"/>
-          <w:sz w:val="34"/>
-          <w:szCs w:val="34"/>
-          <w:rtl/>
-        </w:rPr>
-        <w:t xml:space="preserve"> )</w:t>
-      </w:r>
-      <w:r>
-        <w:rPr>
-          <w:rFonts w:asciiTheme="minorBidi" w:hAnsiTheme="minorBidi" w:hint="cs"/>
-          <w:color w:val="000000" w:themeColor="text1"/>
-          <w:sz w:val="34"/>
-          <w:szCs w:val="34"/>
-          <w:rtl/>
-        </w:rPr>
-        <w:t xml:space="preserve">و ذلك حسب </w:t>
-      </w:r>
-      <w:r>
-        <w:rPr>
-          <w:rFonts w:asciiTheme="minorBidi" w:hAnsiTheme="minorBidi" w:hint="cs"/>
-          <w:b/>
-          <w:bCs/>
-          <w:color w:val="000000" w:themeColor="text1"/>
-          <w:sz w:val="34"/>
-          <w:szCs w:val="34"/>
-          <w:rtl/>
-        </w:rPr>
-        <w:t>توجيهات ......................</w:t>
-      </w:r>
-      <w:r>
-        <w:rPr>
-          <w:rFonts w:asciiTheme="minorBidi" w:hAnsiTheme="minorBidi" w:hint="cs"/>
           <w:b/>
           <w:bCs/>
           <w:color w:val="000000" w:themeColor="text1"/>
@@ -2595,19 +2188,31 @@
           <w:szCs w:val="32"/>
           <w:rtl/>
         </w:rPr>
-        <w:t>..............</w:t>
+        <w:t xml:space="preserve">                                                        والسلام عليكم،،،،،</w:t>
+      </w:r>
+      <w:r>
+        <w:rPr>
+          <w:rFonts w:asciiTheme="minorBidi" w:hAnsiTheme="minorBidi" w:hint="cs"/>
+          <w:b/>
+          <w:bCs/>
+          <w:color w:val="000000" w:themeColor="text1"/>
+          <w:sz w:val="32"/>
+          <w:szCs w:val="32"/>
+          <w:rtl/>
+        </w:rPr>
+        <w:t xml:space="preserve"> </w:t>
       </w:r>
     </w:p>
     <w:p>
       <w:pPr>
-        <w:rPr>
-          <w:rFonts w:asciiTheme="minorBidi" w:hAnsiTheme="minorBidi"/>
-          <w:b/>
-          <w:bCs/>
-          <w:color w:val="000000" w:themeColor="text1"/>
-          <w:sz w:val="28"/>
-          <w:szCs w:val="28"/>
-          <w:rtl/>
+        <w:spacing w:after="0"/>
+        <w:rPr>
+          <w:rFonts w:asciiTheme="minorBidi" w:hAnsiTheme="minorBidi" w:cs="AL-Mateen"/>
+          <w:b/>
+          <w:bCs/>
+          <w:color w:val="000000" w:themeColor="text1"/>
+          <w:sz w:val="32"/>
+          <w:szCs w:val="32"/>
         </w:rPr>
       </w:pPr>
       <w:r>
@@ -2616,51 +2221,108 @@
           <w:b/>
           <w:bCs/>
           <w:color w:val="000000" w:themeColor="text1"/>
-          <w:sz w:val="28"/>
-          <w:szCs w:val="28"/>
-          <w:rtl/>
-        </w:rPr>
-        <w:t xml:space="preserve">بطيه / صورة وثيقة السفر + كرت صعود الطائرة + شريحة </w:t>
-      </w:r>
-      <w:r>
-        <w:rPr>
-          <w:rFonts w:asciiTheme="minorBidi" w:hAnsiTheme="minorBidi" w:hint="cs"/>
-          <w:b/>
-          <w:bCs/>
-          <w:color w:val="000000" w:themeColor="text1"/>
-          <w:sz w:val="28"/>
-          <w:szCs w:val="28"/>
-          <w:rtl/>
-        </w:rPr>
-        <w:t>ال</w:t>
-      </w:r>
-      <w:r>
-        <w:rPr>
-          <w:rFonts w:asciiTheme="minorBidi" w:hAnsiTheme="minorBidi" w:hint="cs"/>
-          <w:b/>
-          <w:bCs/>
-          <w:color w:val="000000" w:themeColor="text1"/>
-          <w:sz w:val="28"/>
-          <w:szCs w:val="28"/>
-          <w:rtl/>
-        </w:rPr>
-        <w:t xml:space="preserve">حاسب </w:t>
-      </w:r>
-      <w:r>
-        <w:rPr>
-          <w:rFonts w:asciiTheme="minorBidi" w:hAnsiTheme="minorBidi" w:hint="cs"/>
-          <w:b/>
-          <w:bCs/>
-          <w:color w:val="000000" w:themeColor="text1"/>
-          <w:sz w:val="28"/>
-          <w:szCs w:val="28"/>
-          <w:rtl/>
-        </w:rPr>
-        <w:t>آلي + الايصال في حال الاستيفاء</w:t>
+          <w:sz w:val="32"/>
+          <w:szCs w:val="32"/>
+          <w:rtl/>
+        </w:rPr>
+        <w:t xml:space="preserve">                                                                       </w:t>
+      </w:r>
+      <w:r>
+        <w:rPr>
+          <w:rFonts w:asciiTheme="minorBidi" w:hAnsiTheme="minorBidi" w:cs="AL-Mateen" w:hint="cs"/>
+          <w:b/>
+          <w:bCs/>
+          <w:color w:val="000000" w:themeColor="text1"/>
+          <w:sz w:val="32"/>
+          <w:szCs w:val="32"/>
+          <w:rtl/>
+        </w:rPr>
+        <w:t xml:space="preserve">رئيس مناوبة </w:t>
+      </w:r>
+      <w:proofErr w:type="gramStart"/>
+      <w:r>
+        <w:rPr>
+          <w:rFonts w:asciiTheme="minorBidi" w:hAnsiTheme="minorBidi" w:cs="AL-Mateen" w:hint="cs"/>
+          <w:b/>
+          <w:bCs/>
+          <w:color w:val="000000" w:themeColor="text1"/>
+          <w:sz w:val="32"/>
+          <w:szCs w:val="32"/>
+          <w:rtl/>
+        </w:rPr>
+        <w:t xml:space="preserve">( </w:t>
+      </w:r>
+      <w:bookmarkStart w:id="2" w:name="mnawbh6"/>
+      <w:bookmarkEnd w:id="2"/>
+      <w:r>
+        <w:rPr>
+          <w:rFonts w:asciiTheme="minorBidi" w:hAnsiTheme="minorBidi" w:cs="AL-Mateen" w:hint="cs"/>
+          <w:b/>
+          <w:bCs/>
+          <w:color w:val="000000" w:themeColor="text1"/>
+          <w:sz w:val="32"/>
+          <w:szCs w:val="32"/>
+          <w:rtl/>
+        </w:rPr>
+        <w:t xml:space="preserve"> )</w:t>
+      </w:r>
+      <w:proofErr w:type="gramEnd"/>
+      <w:r>
+        <w:rPr>
+          <w:rFonts w:asciiTheme="minorBidi" w:hAnsiTheme="minorBidi" w:cs="AL-Mateen" w:hint="cs"/>
+          <w:b/>
+          <w:bCs/>
+          <w:color w:val="000000" w:themeColor="text1"/>
+          <w:sz w:val="32"/>
+          <w:szCs w:val="32"/>
+          <w:rtl/>
+        </w:rPr>
+        <w:t xml:space="preserve"> </w:t>
+      </w:r>
+      <w:bookmarkStart w:id="3" w:name="TAYB4"/>
+      <w:r>
+        <w:rPr>
+          <w:rFonts w:asciiTheme="minorBidi" w:hAnsiTheme="minorBidi" w:cs="AL-Mateen" w:hint="cs"/>
+          <w:b/>
+          <w:bCs/>
+          <w:color w:val="000000" w:themeColor="text1"/>
+          <w:sz w:val="32"/>
+          <w:szCs w:val="32"/>
+          <w:rtl/>
+        </w:rPr>
+        <w:t>سفر</w:t>
+      </w:r>
+      <w:bookmarkEnd w:id="3"/>
+      <w:r>
+        <w:rPr>
+          <w:rFonts w:asciiTheme="minorBidi" w:hAnsiTheme="minorBidi" w:cs="AL-Mateen" w:hint="cs"/>
+          <w:b/>
+          <w:bCs/>
+          <w:color w:val="000000" w:themeColor="text1"/>
+          <w:sz w:val="32"/>
+          <w:szCs w:val="32"/>
+          <w:rtl/>
+        </w:rPr>
+        <w:t xml:space="preserve"> (</w:t>
+      </w:r>
+      <w:bookmarkStart w:id="4" w:name="number6"/>
+      <w:bookmarkEnd w:id="4"/>
+      <w:r>
+        <w:rPr>
+          <w:rFonts w:asciiTheme="minorBidi" w:hAnsiTheme="minorBidi" w:cs="AL-Mateen" w:hint="cs"/>
+          <w:b/>
+          <w:bCs/>
+          <w:color w:val="000000" w:themeColor="text1"/>
+          <w:sz w:val="32"/>
+          <w:szCs w:val="32"/>
+          <w:rtl/>
+        </w:rPr>
+        <w:t xml:space="preserve">  ) </w:t>
       </w:r>
     </w:p>
     <w:p>
       <w:pPr>
+        <w:spacing w:after="0"/>
         <w:rPr>
           <w:rFonts w:asciiTheme="minorBidi" w:hAnsiTheme="minorBidi"/>
           <w:b/>
@@ -2681,11 +2343,11 @@
           <w:szCs w:val="32"/>
           <w:rtl/>
         </w:rPr>
-        <w:t xml:space="preserve">                                                        والسلام عليكم،،،،،</w:t>
-      </w:r>
-      <w:r>
-        <w:rPr>
-          <w:rFonts w:asciiTheme="minorBidi" w:hAnsiTheme="minorBidi" w:hint="cs"/>
+        <w:t xml:space="preserve">                                                   </w:t>
+      </w:r>
+      <w:r>
+        <w:rPr>
+          <w:rFonts w:asciiTheme="minorBidi" w:hAnsiTheme="minorBidi" w:cs="AL-Mateen" w:hint="cs"/>
           <w:b/>
           <w:bCs/>
           <w:color w:val="000000" w:themeColor="text1"/>
@@ -2693,7 +2355,57 @@
           <w:szCs w:val="32"/>
           <w:rtl/>
         </w:rPr>
+        <w:t xml:space="preserve">       </w:t>
+      </w:r>
+      <w:r>
+        <w:rPr>
+          <w:rFonts w:asciiTheme="minorBidi" w:hAnsiTheme="minorBidi" w:cs="AL-Mateen"/>
+          <w:b/>
+          <w:bCs/>
+          <w:color w:val="000000" w:themeColor="text1"/>
+          <w:sz w:val="32"/>
+          <w:szCs w:val="32"/>
+          <w:rtl/>
+        </w:rPr>
+        <w:t xml:space="preserve">      </w:t>
+      </w:r>
+      <w:bookmarkStart w:id="5" w:name="ranko3"/>
+      <w:bookmarkEnd w:id="5"/>
+      <w:r>
+        <w:rPr>
+          <w:rFonts w:asciiTheme="minorBidi" w:hAnsiTheme="minorBidi" w:cs="AL-Mateen"/>
+          <w:b/>
+          <w:bCs/>
+          <w:color w:val="000000" w:themeColor="text1"/>
+          <w:sz w:val="32"/>
+          <w:szCs w:val="32"/>
+          <w:rtl/>
+        </w:rPr>
         <w:t xml:space="preserve"> </w:t>
+      </w:r>
+      <w:r>
+        <w:rPr>
+          <w:rFonts w:asciiTheme="minorBidi" w:hAnsiTheme="minorBidi" w:hint="cs"/>
+          <w:b/>
+          <w:bCs/>
+          <w:color w:val="000000" w:themeColor="text1"/>
+          <w:sz w:val="32"/>
+          <w:szCs w:val="32"/>
+          <w:rtl/>
+        </w:rPr>
+        <w:t xml:space="preserve">             </w:t>
+      </w:r>
+      <w:r>
+        <w:rPr>
+          <w:rFonts w:asciiTheme="minorBidi" w:hAnsiTheme="minorBidi" w:hint="cs"/>
+          <w:b/>
+          <w:bCs/>
+          <w:color w:val="000000" w:themeColor="text1"/>
+          <w:sz w:val="32"/>
+          <w:szCs w:val="32"/>
+          <w:rtl/>
+        </w:rPr>
+        <w:t>/</w:t>
       </w:r>
     </w:p>
     <w:p>
@@ -2705,7 +2417,18 @@
           <w:color w:val="000000" w:themeColor="text1"/>
           <w:sz w:val="32"/>
           <w:szCs w:val="32"/>
-        </w:rPr>
+          <w:rtl/>
+        </w:rPr>
+        <w:sectPr>
+          <w:headerReference w:type="default" r:id="rId6"/>
+          <w:footerReference w:type="default" r:id="rId7"/>
+          <w:pgSz w:w="11906" w:h="16838"/>
+          <w:pgMar w:top="-284" w:right="720" w:bottom="1135" w:left="720" w:header="708" w:footer="708" w:gutter="0"/>
+          <w:cols w:space="708"/>
+          <w:bidi/>
+          <w:rtlGutter/>
+          <w:docGrid w:linePitch="360"/>
+        </w:sectPr>
       </w:pPr>
       <w:r>
         <w:rPr>
@@ -2717,78 +2440,113 @@
           <w:szCs w:val="32"/>
           <w:rtl/>
         </w:rPr>
-        <w:t xml:space="preserve">                                                                       رئيس مناوبة </w:t>
-      </w:r>
-      <w:proofErr w:type="gramStart"/>
-      <w:r>
-        <w:rPr>
-          <w:rFonts w:asciiTheme="minorBidi" w:hAnsiTheme="minorBidi" w:hint="cs"/>
+        <w:t xml:space="preserve">                                                                </w:t>
+      </w:r>
+      <w:r>
+        <w:rPr>
+          <w:rFonts w:asciiTheme="minorBidi" w:hAnsiTheme="minorBidi" w:cs="AL-Mateen"/>
           <w:b/>
           <w:bCs/>
           <w:color w:val="000000" w:themeColor="text1"/>
           <w:sz w:val="32"/>
           <w:szCs w:val="32"/>
-          <w:rtl/>
-        </w:rPr>
-        <w:t xml:space="preserve">(  </w:t>
-      </w:r>
-      <w:proofErr w:type="gramEnd"/>
-      <w:r>
-        <w:rPr>
-          <w:rFonts w:asciiTheme="minorBidi" w:hAnsiTheme="minorBidi" w:hint="cs"/>
+        </w:rPr>
+        <w:t xml:space="preserve"> </w:t>
+      </w:r>
+      <w:r>
+        <w:rPr>
+          <w:rFonts w:asciiTheme="minorBidi" w:hAnsiTheme="minorBidi" w:cs="AL-Mateen" w:hint="cs"/>
           <w:b/>
           <w:bCs/>
           <w:color w:val="000000" w:themeColor="text1"/>
           <w:sz w:val="32"/>
           <w:szCs w:val="32"/>
-          <w:rtl/>
-        </w:rPr>
-        <w:t xml:space="preserve"> ) سفر (   ) </w:t>
+        </w:rPr>
+        <w:t xml:space="preserve">  </w:t>
+      </w:r>
+      <w:r>
+        <w:rPr>
+          <w:rFonts w:asciiTheme="minorBidi" w:hAnsiTheme="minorBidi" w:cs="AL-Mateen" w:hint="cs"/>
+          <w:b/>
+          <w:bCs/>
+          <w:color w:val="000000" w:themeColor="text1"/>
+          <w:sz w:val="32"/>
+          <w:szCs w:val="32"/>
+          <w:rtl/>
+        </w:rPr>
+        <w:t xml:space="preserve">   </w:t>
+      </w:r>
+      <w:r>
+        <w:rPr>
+          <w:rFonts w:asciiTheme="minorBidi" w:hAnsiTheme="minorBidi" w:cs="AL-Mateen"/>
+          <w:b/>
+          <w:bCs/>
+          <w:color w:val="000000" w:themeColor="text1"/>
+          <w:sz w:val="32"/>
+          <w:szCs w:val="32"/>
+          <w:rtl/>
+        </w:rPr>
+        <w:t xml:space="preserve">      </w:t>
+      </w:r>
+      <w:bookmarkStart w:id="9" w:name="officer3"/>
+      <w:r>
+        <w:rPr>
+          <w:rFonts w:asciiTheme="minorBidi" w:hAnsiTheme="minorBidi" w:cs="AL-Mateen"/>
+          <w:b/>
+          <w:bCs/>
+          <w:color w:val="000000" w:themeColor="text1"/>
+          <w:sz w:val="32"/>
+          <w:szCs w:val="32"/>
+          <w:rtl/>
+        </w:rPr>
+        <w:t xml:space="preserve">    </w:t>
+      </w:r>
+      <w:r>
+        <w:rPr>
+          <w:rFonts w:asciiTheme="minorBidi" w:hAnsiTheme="minorBidi" w:cs="AL-Mateen" w:hint="cs"/>
+          <w:b/>
+          <w:bCs/>
+          <w:color w:val="000000" w:themeColor="text1"/>
+          <w:sz w:val="32"/>
+          <w:szCs w:val="32"/>
+          <w:rtl/>
+        </w:rPr>
+        <w:t xml:space="preserve">    </w:t>
+      </w:r>
+      <w:r>
+        <w:rPr>
+          <w:rFonts w:asciiTheme="minorBidi" w:hAnsiTheme="minorBidi" w:hint="cs"/>
+          <w:b/>
+          <w:bCs/>
+          <w:color w:val="000000" w:themeColor="text1"/>
+          <w:sz w:val="32"/>
+          <w:szCs w:val="32"/>
+          <w:rtl/>
+        </w:rPr>
+        <w:t xml:space="preserve">                </w:t>
+      </w:r>
+      <w:bookmarkEnd w:id="9"/>
+      <w:r>
+        <w:rPr>
+          <w:rFonts w:asciiTheme="minorBidi" w:hAnsiTheme="minorBidi" w:hint="cs"/>
+          <w:b/>
+          <w:bCs/>
+          <w:color w:val="000000" w:themeColor="text1"/>
+          <w:sz w:val="32"/>
+          <w:szCs w:val="32"/>
+          <w:rtl/>
+        </w:rPr>
+        <w:t xml:space="preserve">    </w:t>
       </w:r>
     </w:p>
     <w:p>
       <w:pPr>
         <w:rPr>
-          <w:rFonts w:asciiTheme="minorBidi" w:hAnsiTheme="minorBidi"/>
-          <w:b/>
-          <w:bCs/>
-          <w:color w:val="000000" w:themeColor="text1"/>
-          <w:sz w:val="32"/>
-          <w:szCs w:val="32"/>
-          <w:rtl/>
-        </w:rPr>
-      </w:pPr>
-      <w:r>
-        <w:rPr>
-          <w:rFonts w:asciiTheme="minorBidi" w:hAnsiTheme="minorBidi" w:hint="cs"/>
-          <w:b/>
-          <w:bCs/>
-          <w:color w:val="000000" w:themeColor="text1"/>
-          <w:sz w:val="32"/>
-          <w:szCs w:val="32"/>
-          <w:rtl/>
-        </w:rPr>
-        <w:t xml:space="preserve">                                                                   /</w:t>
-      </w:r>
-    </w:p>
-    <w:p/>
-    <w:p>
-      <w:pPr>
-        <w:tabs>
-          <w:tab w:val="left" w:pos="3800"/>
-        </w:tabs>
-        <w:bidi w:val="0"/>
-        <w:jc w:val="center"/>
-        <w:rPr>
-          <w:rFonts w:ascii="Calibri" w:eastAsia="Times New Roman" w:hAnsi="Calibri" w:cs="Arial"/>
-          <w:sz w:val="28"/>
-          <w:szCs w:val="28"/>
+          <w:rFonts w:hint="cs"/>
         </w:rPr>
       </w:pPr>
     </w:p>
     <w:sectPr>
-      <w:headerReference w:type="default" r:id="rId6"/>
-      <w:footerReference w:type="default" r:id="rId7"/>
       <w:pgSz w:w="11906" w:h="16838"/>
       <w:pgMar w:top="720" w:right="720" w:bottom="720" w:left="720" w:header="708" w:footer="708" w:gutter="0"/>
       <w:cols w:space="708"/>
@@ -2829,142 +2587,83 @@
 <w:ftr xmlns:wpc="http://schemas.microsoft.com/office/word/2010/wordprocessingCanvas" xmlns:cx="http://schemas.microsoft.com/office/drawing/2014/chartex" xmlns:cx1="http://schemas.microsoft.com/office/drawing/2015/9/8/chartex" xmlns:cx2="http://schemas.microsoft.com/office/drawing/2015/10/21/chartex" xmlns:cx3="http://schemas.microsoft.com/office/drawing/2016/5/9/chartex" xmlns:cx4="http://schemas.microsoft.com/office/drawing/2016/5/10/chartex" xmlns:cx5="http://schemas.microsoft.com/office/drawing/2016/5/11/chartex" xmlns:cx6="http://schemas.microsoft.com/office/drawing/2016/5/12/chartex" xmlns:cx7="http://schemas.microsoft.com/office/drawing/2016/5/13/chartex" xmlns:cx8="http://schemas.microsoft.com/office/drawing/2016/5/14/chartex" xmlns:mc="http://schemas.openxmlformats.org/markup-compatibility/2006" xmlns:aink="http://schemas.microsoft.com/office/drawing/2016/ink" xmlns:am3d="http://schemas.microsoft.com/office/drawing/2017/model3d" xmlns:o="urn:schemas-microsoft-com:office:office" xmlns:oel="http://schemas.microsoft.com/office/2019/extlst" xmlns:r="http://schemas.openxmlformats.org/officeDocument/2006/relationships" xmlns:m="http://schemas.openxmlformats.org/officeDocument/2006/math" xmlns:v="urn:schemas-microsoft-com:vml" xmlns:wp14="http://schemas.microsoft.com/office/word/2010/wordprocessingDrawing" xmlns:wp="http://schemas.openxmlformats.org/drawingml/2006/wordprocessingDrawing" xmlns:w10="urn:schemas-microsoft-com:office:word" xmlns:w="http://schemas.openxmlformats.org/wordprocessingml/2006/main" xmlns:w14="http://schemas.microsoft.com/office/word/2010/wordml" xmlns:w15="http://schemas.microsoft.com/office/word/2012/wordml" xmlns:w16cex="http://schemas.microsoft.com/office/word/2018/wordml/cex" xmlns:w16cid="http://schemas.microsoft.com/office/word/2016/wordml/cid" xmlns:w16="http://schemas.microsoft.com/office/word/2018/wordml" xmlns:w16du="http://schemas.microsoft.com/office/word/2023/wordml/word16du" xmlns:w16sdtdh="http://schemas.microsoft.com/office/word/2020/wordml/sdtdatahash" xmlns:w16se="http://schemas.microsoft.com/office/word/2015/wordml/symex" xmlns:wpg="http://schemas.microsoft.com/office/word/2010/wordprocessingGroup" xmlns:wpi="http://schemas.microsoft.com/office/word/2010/wordprocessingInk" xmlns:wne="http://schemas.microsoft.com/office/word/2006/wordml" xmlns:wps="http://schemas.microsoft.com/office/word/2010/wordprocessingShape" mc:Ignorable="w14 w15 w16se w16cid w16 w16cex w16sdtdh w16du wp14">
   <w:p>
     <w:pPr>
-      <w:tabs>
-        <w:tab w:val="left" w:pos="3800"/>
-      </w:tabs>
-      <w:bidi w:val="0"/>
-      <w:jc w:val="center"/>
+      <w:pStyle w:val="a6"/>
       <w:rPr>
-        <w:rFonts w:ascii="Calibri" w:eastAsia="Times New Roman" w:hAnsi="Calibri" w:cs="Arial"/>
-        <w:sz w:val="28"/>
-        <w:szCs w:val="28"/>
-        <w:rtl/>
+        <w:b/>
+        <w:bCs/>
       </w:rPr>
     </w:pPr>
     <w:proofErr w:type="gramStart"/>
     <w:r>
       <w:rPr>
-        <w:rFonts w:ascii="Calibri" w:eastAsia="Times New Roman" w:hAnsi="Calibri" w:cs="Arial"/>
-        <w:sz w:val="24"/>
-        <w:szCs w:val="24"/>
+        <w:rFonts w:hint="cs"/>
+        <w:b/>
+        <w:bCs/>
         <w:rtl/>
       </w:rPr>
-      <w:t>الـرقـم</w:t>
-    </w:r>
-    <w:r>
-      <w:rPr>
-        <w:rFonts w:ascii="Calibri" w:eastAsia="Times New Roman" w:hAnsi="Calibri" w:cs="Arial"/>
-        <w:sz w:val="28"/>
-        <w:szCs w:val="28"/>
-        <w:rtl/>
-      </w:rPr>
-      <w:t xml:space="preserve"> :</w:t>
+      <w:t>الــرقــم :</w:t>
     </w:r>
     <w:proofErr w:type="gramEnd"/>
     <w:r>
       <w:rPr>
-        <w:rFonts w:ascii="Calibri" w:eastAsia="Times New Roman" w:hAnsi="Calibri" w:cs="Arial"/>
-        <w:sz w:val="28"/>
-        <w:szCs w:val="28"/>
+        <w:rFonts w:hint="cs"/>
+        <w:b/>
+        <w:bCs/>
         <w:rtl/>
       </w:rPr>
-      <w:t xml:space="preserve">    </w:t>
+      <w:t xml:space="preserve">       </w:t>
     </w:r>
+    <w:bookmarkStart w:id="6" w:name="visaex2"/>
+    <w:bookmarkEnd w:id="6"/>
     <w:r>
       <w:rPr>
-        <w:rFonts w:ascii="Calibri" w:eastAsia="Times New Roman" w:hAnsi="Calibri" w:cs="Arial" w:hint="cs"/>
-        <w:sz w:val="28"/>
-        <w:szCs w:val="28"/>
-        <w:rtl/>
-      </w:rPr>
-      <w:t xml:space="preserve"> </w:t>
-    </w:r>
-    <w:r>
-      <w:rPr>
-        <w:rFonts w:ascii="Calibri" w:eastAsia="Times New Roman" w:hAnsi="Calibri" w:cs="Arial"/>
-        <w:sz w:val="28"/>
-        <w:szCs w:val="28"/>
+        <w:rFonts w:hint="cs"/>
+        <w:b/>
+        <w:bCs/>
         <w:rtl/>
       </w:rPr>
       <w:t xml:space="preserve">   </w:t>
     </w:r>
+    <w:bookmarkStart w:id="7" w:name="DOWINSIDR2"/>
     <w:r>
       <w:rPr>
-        <w:rFonts w:ascii="Calibri" w:eastAsia="Times New Roman" w:hAnsi="Calibri" w:cs="Arial" w:hint="cs"/>
-        <w:sz w:val="28"/>
-        <w:szCs w:val="28"/>
+        <w:rFonts w:hint="cs"/>
+        <w:b/>
+        <w:bCs/>
         <w:rtl/>
       </w:rPr>
-      <w:t xml:space="preserve">                             </w:t>
+      <w:t xml:space="preserve">               </w:t>
     </w:r>
+    <w:bookmarkEnd w:id="7"/>
     <w:r>
       <w:rPr>
-        <w:rFonts w:ascii="Calibri" w:eastAsia="Times New Roman" w:hAnsi="Calibri" w:cs="Arial"/>
-        <w:sz w:val="28"/>
-        <w:szCs w:val="28"/>
+        <w:rFonts w:hint="cs"/>
+        <w:b/>
+        <w:bCs/>
         <w:rtl/>
       </w:rPr>
-      <w:t xml:space="preserve">       التاريخ :   </w:t>
+      <w:t xml:space="preserve">                             التــاريــخ : </w:t>
     </w:r>
+    <w:bookmarkStart w:id="8" w:name="date13"/>
     <w:r>
       <w:rPr>
-        <w:rFonts w:ascii="Calibri" w:eastAsia="Times New Roman" w:hAnsi="Calibri" w:cs="Arial" w:hint="cs"/>
-        <w:sz w:val="28"/>
-        <w:szCs w:val="28"/>
+        <w:rFonts w:hint="cs"/>
+        <w:b/>
+        <w:bCs/>
         <w:rtl/>
       </w:rPr>
-      <w:t xml:space="preserve"> </w:t>
+      <w:t xml:space="preserve">                          </w:t>
     </w:r>
+    <w:bookmarkEnd w:id="8"/>
     <w:r>
       <w:rPr>
-        <w:rFonts w:ascii="Calibri" w:eastAsia="Times New Roman" w:hAnsi="Calibri" w:cs="Arial"/>
-        <w:sz w:val="28"/>
-        <w:szCs w:val="28"/>
+        <w:rFonts w:hint="cs"/>
+        <w:b/>
+        <w:bCs/>
         <w:rtl/>
       </w:rPr>
-      <w:t xml:space="preserve"> </w:t>
+      <w:t xml:space="preserve">                             المشفوعات : </w:t>
     </w:r>
-    <w:r>
-      <w:rPr>
-        <w:rFonts w:ascii="Calibri" w:eastAsia="Times New Roman" w:hAnsi="Calibri" w:cs="Arial" w:hint="cs"/>
-        <w:sz w:val="28"/>
-        <w:szCs w:val="28"/>
-        <w:rtl/>
-      </w:rPr>
-      <w:t xml:space="preserve">                  </w:t>
-    </w:r>
-    <w:r>
-      <w:rPr>
-        <w:rFonts w:ascii="Calibri" w:eastAsia="Times New Roman" w:hAnsi="Calibri" w:cs="Arial"/>
-        <w:sz w:val="28"/>
-        <w:szCs w:val="28"/>
-        <w:rtl/>
-      </w:rPr>
-      <w:t xml:space="preserve">     </w:t>
-    </w:r>
-    <w:r>
-      <w:rPr>
-        <w:rFonts w:ascii="Calibri" w:eastAsia="Times New Roman" w:hAnsi="Calibri" w:cs="Arial" w:hint="cs"/>
-        <w:sz w:val="28"/>
-        <w:szCs w:val="28"/>
-        <w:rtl/>
-      </w:rPr>
-      <w:t xml:space="preserve">    </w:t>
-    </w:r>
-    <w:r>
-      <w:rPr>
-        <w:rFonts w:ascii="Calibri" w:eastAsia="Times New Roman" w:hAnsi="Calibri" w:cs="Arial"/>
-        <w:sz w:val="28"/>
-        <w:szCs w:val="28"/>
-        <w:rtl/>
-      </w:rPr>
-      <w:t xml:space="preserve">      المشفوعات :</w:t>
-    </w:r>
-  </w:p>
-  <w:p>
-    <w:pPr>
-      <w:pStyle w:val="a6"/>
-    </w:pPr>
   </w:p>
 </w:ftr>
 </file>
@@ -3004,25 +2703,15 @@
       </w:tabs>
       <w:jc w:val="right"/>
     </w:pPr>
-    <w:bookmarkStart w:id="0" w:name="_Hlk172225417"/>
-    <w:bookmarkStart w:id="1" w:name="_Hlk172225418"/>
-    <w:bookmarkStart w:id="2" w:name="_Hlk172225897"/>
-    <w:bookmarkStart w:id="3" w:name="_Hlk172225898"/>
-    <w:bookmarkStart w:id="4" w:name="_Hlk172226412"/>
-    <w:bookmarkStart w:id="5" w:name="_Hlk172226413"/>
-    <w:bookmarkStart w:id="6" w:name="_Hlk172226627"/>
-    <w:bookmarkStart w:id="7" w:name="_Hlk172226628"/>
-    <w:bookmarkStart w:id="8" w:name="_Hlk172226907"/>
-    <w:bookmarkStart w:id="9" w:name="_Hlk172226908"/>
     <w:r>
       <w:rPr>
         <w:noProof/>
       </w:rPr>
       <w:drawing>
-        <wp:anchor distT="0" distB="0" distL="114300" distR="114300" simplePos="0" relativeHeight="251664384" behindDoc="1" locked="0" layoutInCell="1" allowOverlap="1" wp14:anchorId="78255888" wp14:editId="06B27822">
+        <wp:anchor distT="0" distB="0" distL="114300" distR="114300" simplePos="0" relativeHeight="251664384" behindDoc="1" locked="0" layoutInCell="1" allowOverlap="1" wp14:anchorId="087D842F" wp14:editId="5244BE63">
           <wp:simplePos x="0" y="0"/>
           <wp:positionH relativeFrom="column">
-            <wp:posOffset>2941955</wp:posOffset>
+            <wp:posOffset>2845774</wp:posOffset>
           </wp:positionH>
           <wp:positionV relativeFrom="paragraph">
             <wp:posOffset>-307340</wp:posOffset>
@@ -3042,7 +2731,7 @@
               <wp:lineTo x="1816" y="0"/>
             </wp:wrapPolygon>
           </wp:wrapTight>
-          <wp:docPr id="1073741827" name="officeArt object" descr="[CITYPNG.COM]HD Bismilah Arab Calligraphy بسم الله الرحمان الرحيم Basmalah PNG - 2400x898.png"/>
+          <wp:docPr id="1643661715" name="officeArt object" descr="[CITYPNG.COM]HD Bismilah Arab Calligraphy بسم الله الرحمان الرحيم Basmalah PNG - 2400x898.png"/>
           <wp:cNvGraphicFramePr/>
           <a:graphic xmlns:a="http://schemas.openxmlformats.org/drawingml/2006/main">
             <a:graphicData uri="http://schemas.openxmlformats.org/drawingml/2006/picture">
@@ -3088,7 +2777,7 @@
         <w:noProof/>
       </w:rPr>
       <w:drawing>
-        <wp:anchor distT="152400" distB="152400" distL="152400" distR="152400" simplePos="0" relativeHeight="251659264" behindDoc="1" locked="0" layoutInCell="1" allowOverlap="1" wp14:anchorId="7B8CB50D" wp14:editId="600AB0B4">
+        <wp:anchor distT="152400" distB="152400" distL="152400" distR="152400" simplePos="0" relativeHeight="251659264" behindDoc="1" locked="0" layoutInCell="1" allowOverlap="1" wp14:anchorId="3248C876" wp14:editId="2D3F314F">
           <wp:simplePos x="0" y="0"/>
           <wp:positionH relativeFrom="page">
             <wp:posOffset>5292090</wp:posOffset>
@@ -3099,7 +2788,7 @@
           <wp:extent cx="1731645" cy="525780"/>
           <wp:effectExtent l="0" t="0" r="1905" b="0"/>
           <wp:wrapNone/>
-          <wp:docPr id="328410516" name="صورة 13" descr="toppng.com-مخطوطة-المملكة-العربية-السعودية-1394x527.png"/>
+          <wp:docPr id="901518530" name="صورة 13" descr="toppng.com-مخطوطة-المملكة-العربية-السعودية-1394x527.png"/>
           <wp:cNvGraphicFramePr>
             <a:graphicFrameLocks xmlns:a="http://schemas.openxmlformats.org/drawingml/2006/main" noChangeAspect="1"/>
           </wp:cNvGraphicFramePr>
@@ -3155,7 +2844,7 @@
         <w:noProof/>
       </w:rPr>
       <w:drawing>
-        <wp:anchor distT="152400" distB="152400" distL="152400" distR="152400" simplePos="0" relativeHeight="251661312" behindDoc="1" locked="0" layoutInCell="1" allowOverlap="1" wp14:anchorId="1529C255" wp14:editId="7E1101A7">
+        <wp:anchor distT="152400" distB="152400" distL="152400" distR="152400" simplePos="0" relativeHeight="251661312" behindDoc="1" locked="0" layoutInCell="1" allowOverlap="1" wp14:anchorId="6C536064" wp14:editId="55A5BB1D">
           <wp:simplePos x="0" y="0"/>
           <wp:positionH relativeFrom="page">
             <wp:posOffset>3206750</wp:posOffset>
@@ -3166,7 +2855,7 @@
           <wp:extent cx="1146175" cy="1286510"/>
           <wp:effectExtent l="0" t="0" r="0" b="8890"/>
           <wp:wrapNone/>
-          <wp:docPr id="2083494507" name="صورة 10" descr="صورة تحتوي على نص, رمز, شعار, تاج&#10;&#10;تم إنشاء الوصف تلقائياً"/>
+          <wp:docPr id="2069934613" name="صورة 10" descr="صورة تحتوي على نص, رمز, شعار, تاج&#10;&#10;تم إنشاء الوصف تلقائياً"/>
           <wp:cNvGraphicFramePr>
             <a:graphicFrameLocks xmlns:a="http://schemas.openxmlformats.org/drawingml/2006/main" noChangeAspect="1"/>
           </wp:cNvGraphicFramePr>
@@ -3217,28 +2906,84 @@
         </wp:anchor>
       </w:drawing>
     </w:r>
+    <w:r>
+      <w:tab/>
+    </w:r>
   </w:p>
   <w:p>
     <w:pPr>
       <w:pStyle w:val="a5"/>
+      <w:tabs>
+        <w:tab w:val="right" w:pos="8280"/>
+      </w:tabs>
+      <w:jc w:val="right"/>
+    </w:pPr>
+  </w:p>
+  <w:p>
+    <w:pPr>
+      <w:pStyle w:val="a5"/>
+      <w:tabs>
+        <w:tab w:val="right" w:pos="8280"/>
+      </w:tabs>
+      <w:jc w:val="right"/>
+    </w:pPr>
+  </w:p>
+  <w:p>
+    <w:pPr>
+      <w:pStyle w:val="a5"/>
+      <w:tabs>
+        <w:tab w:val="right" w:pos="8280"/>
+      </w:tabs>
+      <w:jc w:val="right"/>
+    </w:pPr>
+  </w:p>
+  <w:p>
+    <w:pPr>
+      <w:pStyle w:val="a5"/>
+      <w:tabs>
+        <w:tab w:val="right" w:pos="8280"/>
+      </w:tabs>
+      <w:jc w:val="right"/>
+    </w:pPr>
+  </w:p>
+  <w:p>
+    <w:pPr>
+      <w:pStyle w:val="a5"/>
+      <w:tabs>
+        <w:tab w:val="right" w:pos="8280"/>
+      </w:tabs>
+      <w:spacing w:line="360" w:lineRule="auto"/>
+    </w:pPr>
+  </w:p>
+  <w:p>
+    <w:pPr>
+      <w:pStyle w:val="a5"/>
+      <w:tabs>
+        <w:tab w:val="right" w:pos="8280"/>
+      </w:tabs>
+      <w:rPr>
+        <w:sz w:val="24"/>
+        <w:szCs w:val="24"/>
+        <w:rtl/>
+      </w:rPr>
     </w:pPr>
     <w:r>
       <w:rPr>
         <w:noProof/>
       </w:rPr>
       <w:drawing>
-        <wp:anchor distT="152400" distB="152400" distL="152400" distR="152400" simplePos="0" relativeHeight="251660288" behindDoc="1" locked="0" layoutInCell="1" allowOverlap="1" wp14:anchorId="6D796E82" wp14:editId="66916164">
+        <wp:anchor distT="152400" distB="152400" distL="152400" distR="152400" simplePos="0" relativeHeight="251660288" behindDoc="1" locked="0" layoutInCell="1" allowOverlap="1" wp14:anchorId="520818D5" wp14:editId="24AE8105">
           <wp:simplePos x="0" y="0"/>
           <wp:positionH relativeFrom="page">
-            <wp:posOffset>95693</wp:posOffset>
+            <wp:posOffset>59625</wp:posOffset>
           </wp:positionH>
           <wp:positionV relativeFrom="page">
-            <wp:posOffset>1807534</wp:posOffset>
+            <wp:posOffset>1734927</wp:posOffset>
           </wp:positionV>
-          <wp:extent cx="7420886" cy="7687339"/>
+          <wp:extent cx="7474585" cy="8420429"/>
           <wp:effectExtent l="0" t="0" r="0" b="0"/>
           <wp:wrapNone/>
-          <wp:docPr id="1097969285" name="صورة 12" descr="صورة تحتوي على لقطة شاشة, أسود, الظلام"/>
+          <wp:docPr id="1540142109" name="صورة 12" descr="صورة تحتوي على لقطة شاشة, أسود, الظلام"/>
           <wp:cNvGraphicFramePr>
             <a:graphicFrameLocks xmlns:a="http://schemas.openxmlformats.org/drawingml/2006/main" noChangeAspect="1"/>
           </wp:cNvGraphicFramePr>
@@ -3267,7 +3012,7 @@
                 <pic:spPr bwMode="auto">
                   <a:xfrm>
                     <a:off x="0" y="0"/>
-                    <a:ext cx="7420886" cy="7687339"/>
+                    <a:ext cx="7474585" cy="8420429"/>
                   </a:xfrm>
                   <a:prstGeom prst="rect">
                     <a:avLst/>
@@ -3289,18 +3034,43 @@
         </wp:anchor>
       </w:drawing>
     </w:r>
-    <w:bookmarkEnd w:id="0"/>
-    <w:bookmarkEnd w:id="1"/>
-    <w:bookmarkEnd w:id="2"/>
-    <w:bookmarkEnd w:id="3"/>
-    <w:bookmarkEnd w:id="4"/>
-    <w:bookmarkEnd w:id="5"/>
-    <w:bookmarkEnd w:id="6"/>
-    <w:bookmarkEnd w:id="7"/>
-    <w:bookmarkEnd w:id="8"/>
-    <w:bookmarkEnd w:id="9"/>
+    <w:r>
+      <w:t xml:space="preserve">             </w:t>
+    </w:r>
+    <w:r>
+      <w:rPr>
+        <w:rFonts w:hint="cs"/>
+        <w:sz w:val="24"/>
+        <w:szCs w:val="24"/>
+        <w:rtl/>
+      </w:rPr>
+      <w:t>8010101010</w:t>
+    </w:r>
+    <w:r>
+      <w:rPr>
+        <w:rFonts w:hint="cs"/>
+        <w:sz w:val="24"/>
+        <w:szCs w:val="24"/>
+        <w:rtl/>
+      </w:rPr>
+      <w:t>3</w:t>
+    </w:r>
   </w:p>
   <w:p>
+    <w:pPr>
+      <w:pStyle w:val="a5"/>
+      <w:tabs>
+        <w:tab w:val="right" w:pos="8280"/>
+      </w:tabs>
+    </w:pPr>
+    <w:r>
+      <w:t xml:space="preserve">              </w:t>
+    </w:r>
+  </w:p>
+  <w:p>
+    <w:pPr>
+      <w:pStyle w:val="a5"/>
+    </w:pPr>
     <w:r>
       <w:rPr>
         <w:noProof/>
@@ -3308,18 +3078,18 @@
       <mc:AlternateContent>
         <mc:Choice Requires="wps">
           <w:drawing>
-            <wp:anchor distT="152400" distB="152400" distL="152400" distR="152400" simplePos="0" relativeHeight="251667456" behindDoc="1" locked="0" layoutInCell="1" allowOverlap="1" wp14:anchorId="72523661" wp14:editId="56FD2D82">
+            <wp:anchor distT="152400" distB="152400" distL="152400" distR="152400" simplePos="0" relativeHeight="251662336" behindDoc="1" locked="0" layoutInCell="1" allowOverlap="1" wp14:anchorId="6A1F79B6" wp14:editId="548D2B5C">
               <wp:simplePos x="0" y="0"/>
               <wp:positionH relativeFrom="page">
-                <wp:posOffset>4961255</wp:posOffset>
+                <wp:posOffset>5447665</wp:posOffset>
               </wp:positionH>
               <wp:positionV relativeFrom="page">
-                <wp:posOffset>1067435</wp:posOffset>
+                <wp:posOffset>739775</wp:posOffset>
               </wp:positionV>
-              <wp:extent cx="2476500" cy="352425"/>
+              <wp:extent cx="1480185" cy="461645"/>
               <wp:effectExtent l="0" t="0" r="0" b="0"/>
               <wp:wrapNone/>
-              <wp:docPr id="1004579151" name="مربع نص 8" descr="مربع نص 22"/>
+              <wp:docPr id="153436262" name="مربع نص 9" descr="مربع نص 23"/>
               <wp:cNvGraphicFramePr/>
               <a:graphic xmlns:a="http://schemas.openxmlformats.org/drawingml/2006/main">
                 <a:graphicData uri="http://schemas.microsoft.com/office/word/2010/wordprocessingShape">
@@ -3328,7 +3098,7 @@
                     <wps:spPr>
                       <a:xfrm>
                         <a:off x="0" y="0"/>
-                        <a:ext cx="2476500" cy="352425"/>
+                        <a:ext cx="1480185" cy="461645"/>
                       </a:xfrm>
                       <a:prstGeom prst="rect">
                         <a:avLst/>
@@ -3344,24 +3114,41 @@
                       <w:txbxContent>
                         <w:p>
                           <w:pPr>
-                            <w:bidi w:val="0"/>
                             <w:spacing w:after="0" w:line="240" w:lineRule="auto"/>
                             <w:jc w:val="center"/>
                             <w:rPr>
-                              <w:rFonts w:asciiTheme="majorBidi" w:hAnsiTheme="majorBidi" w:cstheme="majorBidi"/>
-                              <w:sz w:val="28"/>
-                              <w:szCs w:val="28"/>
+                              <w:rFonts w:cs="Farsi Simple Bold"/>
                             </w:rPr>
                           </w:pPr>
                           <w:r>
                             <w:rPr>
-                              <w:rFonts w:asciiTheme="majorBidi" w:hAnsiTheme="majorBidi" w:cstheme="majorBidi" w:hint="cs"/>
-                              <w:sz w:val="28"/>
-                              <w:szCs w:val="28"/>
+                              <w:rFonts w:cs="Farsi Simple Bold" w:hint="cs"/>
+                              <w:sz w:val="36"/>
+                              <w:szCs w:val="36"/>
                               <w:rtl/>
                               <w:lang w:val="ar-SA"/>
                             </w:rPr>
-                            <w:t>جوازات منطقة الرياض</w:t>
+                            <w:t>وزارة</w:t>
+                          </w:r>
+                          <w:r>
+                            <w:rPr>
+                              <w:rFonts w:ascii="Helvetica" w:hAnsi="Helvetica" w:cs="Farsi Simple Bold" w:hint="cs"/>
+                              <w:sz w:val="36"/>
+                              <w:szCs w:val="36"/>
+                              <w:rtl/>
+                              <w:lang w:val="ar-SA"/>
+                            </w:rPr>
+                            <w:t xml:space="preserve"> </w:t>
+                          </w:r>
+                          <w:r>
+                            <w:rPr>
+                              <w:rFonts w:cs="Farsi Simple Bold" w:hint="cs"/>
+                              <w:sz w:val="36"/>
+                              <w:szCs w:val="36"/>
+                              <w:rtl/>
+                              <w:lang w:val="ar-SA"/>
+                            </w:rPr>
+                            <w:t>الداخلية</w:t>
                           </w:r>
                         </w:p>
                       </w:txbxContent>
@@ -3383,34 +3170,51 @@
         </mc:Choice>
         <mc:Fallback>
           <w:pict>
-            <v:shapetype w14:anchorId="72523661" id="_x0000_t202" coordsize="21600,21600" o:spt="202" path="m,l,21600r21600,l21600,xe">
+            <v:shapetype w14:anchorId="6A1F79B6" id="_x0000_t202" coordsize="21600,21600" o:spt="202" path="m,l,21600r21600,l21600,xe">
               <v:stroke joinstyle="miter"/>
               <v:path gradientshapeok="t" o:connecttype="rect"/>
             </v:shapetype>
-            <v:shape id="مربع نص 8" o:spid="_x0000_s1026" type="#_x0000_t202" alt="مربع نص 22" style="position:absolute;left:0;text-align:left;margin-left:390.65pt;margin-top:84.05pt;width:195pt;height:27.75pt;z-index:-251649024;visibility:visible;mso-wrap-style:square;mso-width-percent:0;mso-height-percent:0;mso-wrap-distance-left:12pt;mso-wrap-distance-top:12pt;mso-wrap-distance-right:12pt;mso-wrap-distance-bottom:12pt;mso-position-horizontal:absolute;mso-position-horizontal-relative:page;mso-position-vertical:absolute;mso-position-vertical-relative:page;mso-width-percent:0;mso-height-percent:0;mso-width-relative:page;mso-height-relative:page;v-text-anchor:top" o:gfxdata="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" filled="f" stroked="f" strokeweight="1pt">
+            <v:shape id="مربع نص 9" o:spid="_x0000_s1026" type="#_x0000_t202" alt="مربع نص 23" style="position:absolute;left:0;text-align:left;margin-left:428.95pt;margin-top:58.25pt;width:116.55pt;height:36.35pt;z-index:-251654144;visibility:visible;mso-wrap-style:square;mso-width-percent:0;mso-height-percent:0;mso-wrap-distance-left:12pt;mso-wrap-distance-top:12pt;mso-wrap-distance-right:12pt;mso-wrap-distance-bottom:12pt;mso-position-horizontal:absolute;mso-position-horizontal-relative:page;mso-position-vertical:absolute;mso-position-vertical-relative:page;mso-width-percent:0;mso-height-percent:0;mso-width-relative:page;mso-height-relative:page;v-text-anchor:top" o:gfxdata="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" filled="f" stroked="f" strokeweight="1pt">
               <v:stroke miterlimit="4"/>
               <v:textbox inset="1.27mm,1.27mm,1.27mm,1.27mm">
                 <w:txbxContent>
                   <w:p>
                     <w:pPr>
-                      <w:bidi w:val="0"/>
                       <w:spacing w:after="0" w:line="240" w:lineRule="auto"/>
                       <w:jc w:val="center"/>
                       <w:rPr>
-                        <w:rFonts w:asciiTheme="majorBidi" w:hAnsiTheme="majorBidi" w:cstheme="majorBidi"/>
-                        <w:sz w:val="28"/>
-                        <w:szCs w:val="28"/>
+                        <w:rFonts w:cs="Farsi Simple Bold"/>
                       </w:rPr>
                     </w:pPr>
                     <w:r>
                       <w:rPr>
-                        <w:rFonts w:asciiTheme="majorBidi" w:hAnsiTheme="majorBidi" w:cstheme="majorBidi" w:hint="cs"/>
-                        <w:sz w:val="28"/>
-                        <w:szCs w:val="28"/>
+                        <w:rFonts w:cs="Farsi Simple Bold" w:hint="cs"/>
+                        <w:sz w:val="36"/>
+                        <w:szCs w:val="36"/>
                         <w:rtl/>
                         <w:lang w:val="ar-SA"/>
                       </w:rPr>
-                      <w:t>جوازات منطقة الرياض</w:t>
+                      <w:t>وزارة</w:t>
+                    </w:r>
+                    <w:r>
+                      <w:rPr>
+                        <w:rFonts w:ascii="Helvetica" w:hAnsi="Helvetica" w:cs="Farsi Simple Bold" w:hint="cs"/>
+                        <w:sz w:val="36"/>
+                        <w:szCs w:val="36"/>
+                        <w:rtl/>
+                        <w:lang w:val="ar-SA"/>
+                      </w:rPr>
+                      <w:t xml:space="preserve"> </w:t>
+                    </w:r>
+                    <w:r>
+                      <w:rPr>
+                        <w:rFonts w:cs="Farsi Simple Bold" w:hint="cs"/>
+                        <w:sz w:val="36"/>
+                        <w:szCs w:val="36"/>
+                        <w:rtl/>
+                        <w:lang w:val="ar-SA"/>
+                      </w:rPr>
+                      <w:t>الداخلية</w:t>
                     </w:r>
                   </w:p>
                 </w:txbxContent>
@@ -3428,18 +3232,18 @@
       <mc:AlternateContent>
         <mc:Choice Requires="wps">
           <w:drawing>
-            <wp:anchor distT="152400" distB="152400" distL="152400" distR="152400" simplePos="0" relativeHeight="251665408" behindDoc="1" locked="0" layoutInCell="1" allowOverlap="1" wp14:anchorId="49C7C13F" wp14:editId="0F4D72BE">
+            <wp:anchor distT="152400" distB="152400" distL="152400" distR="152400" simplePos="0" relativeHeight="251663360" behindDoc="1" locked="0" layoutInCell="1" allowOverlap="1" wp14:anchorId="46C54602" wp14:editId="191B8F8C">
               <wp:simplePos x="0" y="0"/>
               <wp:positionH relativeFrom="page">
-                <wp:posOffset>4933950</wp:posOffset>
+                <wp:posOffset>5113325</wp:posOffset>
               </wp:positionH>
               <wp:positionV relativeFrom="page">
-                <wp:posOffset>1257300</wp:posOffset>
+                <wp:posOffset>1002182</wp:posOffset>
               </wp:positionV>
-              <wp:extent cx="2476500" cy="352425"/>
+              <wp:extent cx="2051048" cy="560703"/>
               <wp:effectExtent l="0" t="0" r="0" b="0"/>
               <wp:wrapNone/>
-              <wp:docPr id="1787152565" name="مربع نص 8" descr="مربع نص 22"/>
+              <wp:docPr id="1871832634" name="مربع نص 8" descr="مربع نص 22"/>
               <wp:cNvGraphicFramePr/>
               <a:graphic xmlns:a="http://schemas.openxmlformats.org/drawingml/2006/main">
                 <a:graphicData uri="http://schemas.microsoft.com/office/word/2010/wordprocessingShape">
@@ -3448,239 +3252,7 @@
                     <wps:spPr>
                       <a:xfrm>
                         <a:off x="0" y="0"/>
-                        <a:ext cx="2476500" cy="352425"/>
-                      </a:xfrm>
-                      <a:prstGeom prst="rect">
-                        <a:avLst/>
-                      </a:prstGeom>
-                      <a:noFill/>
-                      <a:ln w="12700" cap="flat">
-                        <a:noFill/>
-                        <a:miter lim="400000"/>
-                      </a:ln>
-                      <a:effectLst/>
-                    </wps:spPr>
-                    <wps:txbx>
-                      <w:txbxContent>
-                        <w:p>
-                          <w:pPr>
-                            <w:bidi w:val="0"/>
-                            <w:spacing w:after="0" w:line="240" w:lineRule="auto"/>
-                            <w:jc w:val="center"/>
-                            <w:rPr>
-                              <w:rFonts w:asciiTheme="majorBidi" w:hAnsiTheme="majorBidi" w:cstheme="majorBidi"/>
-                              <w:sz w:val="28"/>
-                              <w:szCs w:val="28"/>
-                            </w:rPr>
-                          </w:pPr>
-                          <w:r>
-                            <w:rPr>
-                              <w:rFonts w:asciiTheme="majorBidi" w:hAnsiTheme="majorBidi" w:cstheme="majorBidi" w:hint="cs"/>
-                              <w:sz w:val="28"/>
-                              <w:szCs w:val="28"/>
-                              <w:rtl/>
-                              <w:lang w:val="ar-SA"/>
-                            </w:rPr>
-                            <w:t>جوازات مطار الملك خالد الدولي</w:t>
-                          </w:r>
-                        </w:p>
-                      </w:txbxContent>
-                    </wps:txbx>
-                    <wps:bodyPr vertOverflow="clip" horzOverflow="clip" wrap="square" lIns="45719" tIns="45719" rIns="45719" bIns="45719" numCol="1" anchor="t">
-                      <a:noAutofit/>
-                    </wps:bodyPr>
-                  </wps:wsp>
-                </a:graphicData>
-              </a:graphic>
-              <wp14:sizeRelH relativeFrom="page">
-                <wp14:pctWidth>0</wp14:pctWidth>
-              </wp14:sizeRelH>
-              <wp14:sizeRelV relativeFrom="page">
-                <wp14:pctHeight>0</wp14:pctHeight>
-              </wp14:sizeRelV>
-            </wp:anchor>
-          </w:drawing>
-        </mc:Choice>
-        <mc:Fallback>
-          <w:pict>
-            <v:shape w14:anchorId="49C7C13F" id="_x0000_s1027" type="#_x0000_t202" alt="مربع نص 22" style="position:absolute;left:0;text-align:left;margin-left:388.5pt;margin-top:99pt;width:195pt;height:27.75pt;z-index:-251651072;visibility:visible;mso-wrap-style:square;mso-width-percent:0;mso-height-percent:0;mso-wrap-distance-left:12pt;mso-wrap-distance-top:12pt;mso-wrap-distance-right:12pt;mso-wrap-distance-bottom:12pt;mso-position-horizontal:absolute;mso-position-horizontal-relative:page;mso-position-vertical:absolute;mso-position-vertical-relative:page;mso-width-percent:0;mso-height-percent:0;mso-width-relative:page;mso-height-relative:page;v-text-anchor:top" o:gfxdata="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" filled="f" stroked="f" strokeweight="1pt">
-              <v:stroke miterlimit="4"/>
-              <v:textbox inset="1.27mm,1.27mm,1.27mm,1.27mm">
-                <w:txbxContent>
-                  <w:p>
-                    <w:pPr>
-                      <w:bidi w:val="0"/>
-                      <w:spacing w:after="0" w:line="240" w:lineRule="auto"/>
-                      <w:jc w:val="center"/>
-                      <w:rPr>
-                        <w:rFonts w:asciiTheme="majorBidi" w:hAnsiTheme="majorBidi" w:cstheme="majorBidi"/>
-                        <w:sz w:val="28"/>
-                        <w:szCs w:val="28"/>
-                      </w:rPr>
-                    </w:pPr>
-                    <w:r>
-                      <w:rPr>
-                        <w:rFonts w:asciiTheme="majorBidi" w:hAnsiTheme="majorBidi" w:cstheme="majorBidi" w:hint="cs"/>
-                        <w:sz w:val="28"/>
-                        <w:szCs w:val="28"/>
-                        <w:rtl/>
-                        <w:lang w:val="ar-SA"/>
-                      </w:rPr>
-                      <w:t>جوازات مطار الملك خالد الدولي</w:t>
-                    </w:r>
-                  </w:p>
-                </w:txbxContent>
-              </v:textbox>
-              <w10:wrap anchorx="page" anchory="page"/>
-            </v:shape>
-          </w:pict>
-        </mc:Fallback>
-      </mc:AlternateContent>
-    </w:r>
-    <w:r>
-      <w:rPr>
-        <w:noProof/>
-      </w:rPr>
-      <mc:AlternateContent>
-        <mc:Choice Requires="wps">
-          <w:drawing>
-            <wp:anchor distT="152400" distB="152400" distL="152400" distR="152400" simplePos="0" relativeHeight="251666432" behindDoc="1" locked="0" layoutInCell="1" allowOverlap="1" wp14:anchorId="2937A93C" wp14:editId="57641DD7">
-              <wp:simplePos x="0" y="0"/>
-              <wp:positionH relativeFrom="page">
-                <wp:posOffset>4905375</wp:posOffset>
-              </wp:positionH>
-              <wp:positionV relativeFrom="page">
-                <wp:posOffset>1476375</wp:posOffset>
-              </wp:positionV>
-              <wp:extent cx="2476500" cy="352425"/>
-              <wp:effectExtent l="0" t="0" r="0" b="0"/>
-              <wp:wrapNone/>
-              <wp:docPr id="2116995672" name="مربع نص 8" descr="مربع نص 22"/>
-              <wp:cNvGraphicFramePr/>
-              <a:graphic xmlns:a="http://schemas.openxmlformats.org/drawingml/2006/main">
-                <a:graphicData uri="http://schemas.microsoft.com/office/word/2010/wordprocessingShape">
-                  <wps:wsp>
-                    <wps:cNvSpPr txBox="1"/>
-                    <wps:spPr>
-                      <a:xfrm>
-                        <a:off x="0" y="0"/>
-                        <a:ext cx="2476500" cy="352425"/>
-                      </a:xfrm>
-                      <a:prstGeom prst="rect">
-                        <a:avLst/>
-                      </a:prstGeom>
-                      <a:noFill/>
-                      <a:ln w="12700" cap="flat">
-                        <a:noFill/>
-                        <a:miter lim="400000"/>
-                      </a:ln>
-                      <a:effectLst/>
-                    </wps:spPr>
-                    <wps:txbx>
-                      <w:txbxContent>
-                        <w:p>
-                          <w:pPr>
-                            <w:bidi w:val="0"/>
-                            <w:spacing w:after="0" w:line="240" w:lineRule="auto"/>
-                            <w:jc w:val="center"/>
-                            <w:rPr>
-                              <w:rFonts w:asciiTheme="majorBidi" w:hAnsiTheme="majorBidi" w:cstheme="majorBidi"/>
-                              <w:sz w:val="28"/>
-                              <w:szCs w:val="28"/>
-                            </w:rPr>
-                          </w:pPr>
-                          <w:r>
-                            <w:rPr>
-                              <w:rFonts w:asciiTheme="majorBidi" w:hAnsiTheme="majorBidi" w:cstheme="majorBidi" w:hint="cs"/>
-                              <w:sz w:val="28"/>
-                              <w:szCs w:val="28"/>
-                              <w:rtl/>
-                              <w:lang w:val="ar-SA"/>
-                            </w:rPr>
-                            <w:t>شعبة المعلومات الأمنية</w:t>
-                          </w:r>
-                        </w:p>
-                      </w:txbxContent>
-                    </wps:txbx>
-                    <wps:bodyPr vertOverflow="clip" horzOverflow="clip" wrap="square" lIns="45719" tIns="45719" rIns="45719" bIns="45719" numCol="1" anchor="t">
-                      <a:noAutofit/>
-                    </wps:bodyPr>
-                  </wps:wsp>
-                </a:graphicData>
-              </a:graphic>
-              <wp14:sizeRelH relativeFrom="page">
-                <wp14:pctWidth>0</wp14:pctWidth>
-              </wp14:sizeRelH>
-              <wp14:sizeRelV relativeFrom="page">
-                <wp14:pctHeight>0</wp14:pctHeight>
-              </wp14:sizeRelV>
-            </wp:anchor>
-          </w:drawing>
-        </mc:Choice>
-        <mc:Fallback>
-          <w:pict>
-            <v:shape w14:anchorId="2937A93C" id="_x0000_s1028" type="#_x0000_t202" alt="مربع نص 22" style="position:absolute;left:0;text-align:left;margin-left:386.25pt;margin-top:116.25pt;width:195pt;height:27.75pt;z-index:-251650048;visibility:visible;mso-wrap-style:square;mso-width-percent:0;mso-height-percent:0;mso-wrap-distance-left:12pt;mso-wrap-distance-top:12pt;mso-wrap-distance-right:12pt;mso-wrap-distance-bottom:12pt;mso-position-horizontal:absolute;mso-position-horizontal-relative:page;mso-position-vertical:absolute;mso-position-vertical-relative:page;mso-width-percent:0;mso-height-percent:0;mso-width-relative:page;mso-height-relative:page;v-text-anchor:top" o:gfxdata="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" filled="f" stroked="f" strokeweight="1pt">
-              <v:stroke miterlimit="4"/>
-              <v:textbox inset="1.27mm,1.27mm,1.27mm,1.27mm">
-                <w:txbxContent>
-                  <w:p>
-                    <w:pPr>
-                      <w:bidi w:val="0"/>
-                      <w:spacing w:after="0" w:line="240" w:lineRule="auto"/>
-                      <w:jc w:val="center"/>
-                      <w:rPr>
-                        <w:rFonts w:asciiTheme="majorBidi" w:hAnsiTheme="majorBidi" w:cstheme="majorBidi"/>
-                        <w:sz w:val="28"/>
-                        <w:szCs w:val="28"/>
-                      </w:rPr>
-                    </w:pPr>
-                    <w:r>
-                      <w:rPr>
-                        <w:rFonts w:asciiTheme="majorBidi" w:hAnsiTheme="majorBidi" w:cstheme="majorBidi" w:hint="cs"/>
-                        <w:sz w:val="28"/>
-                        <w:szCs w:val="28"/>
-                        <w:rtl/>
-                        <w:lang w:val="ar-SA"/>
-                      </w:rPr>
-                      <w:t>شعبة المعلومات الأمنية</w:t>
-                    </w:r>
-                  </w:p>
-                </w:txbxContent>
-              </v:textbox>
-              <w10:wrap anchorx="page" anchory="page"/>
-            </v:shape>
-          </w:pict>
-        </mc:Fallback>
-      </mc:AlternateContent>
-    </w:r>
-    <w:r>
-      <w:rPr>
-        <w:noProof/>
-      </w:rPr>
-      <mc:AlternateContent>
-        <mc:Choice Requires="wps">
-          <w:drawing>
-            <wp:anchor distT="152400" distB="152400" distL="152400" distR="152400" simplePos="0" relativeHeight="251663360" behindDoc="1" locked="0" layoutInCell="1" allowOverlap="1" wp14:anchorId="36D9A00A" wp14:editId="55DD7ECA">
-              <wp:simplePos x="0" y="0"/>
-              <wp:positionH relativeFrom="page">
-                <wp:posOffset>5162550</wp:posOffset>
-              </wp:positionH>
-              <wp:positionV relativeFrom="page">
-                <wp:posOffset>781050</wp:posOffset>
-              </wp:positionV>
-              <wp:extent cx="1990725" cy="572135"/>
-              <wp:effectExtent l="0" t="0" r="0" b="0"/>
-              <wp:wrapNone/>
-              <wp:docPr id="614252727" name="مربع نص 8" descr="مربع نص 22"/>
-              <wp:cNvGraphicFramePr/>
-              <a:graphic xmlns:a="http://schemas.openxmlformats.org/drawingml/2006/main">
-                <a:graphicData uri="http://schemas.microsoft.com/office/word/2010/wordprocessingShape">
-                  <wps:wsp>
-                    <wps:cNvSpPr txBox="1"/>
-                    <wps:spPr>
-                      <a:xfrm>
-                        <a:off x="0" y="0"/>
-                        <a:ext cx="1990725" cy="572135"/>
+                        <a:ext cx="2051048" cy="560703"/>
                       </a:xfrm>
                       <a:prstGeom prst="rect">
                         <a:avLst/>
@@ -3773,7 +3345,7 @@
         </mc:Choice>
         <mc:Fallback>
           <w:pict>
-            <v:shape w14:anchorId="36D9A00A" id="_x0000_s1029" type="#_x0000_t202" alt="مربع نص 22" style="position:absolute;left:0;text-align:left;margin-left:406.5pt;margin-top:61.5pt;width:156.75pt;height:45.05pt;z-index:-251653120;visibility:visible;mso-wrap-style:square;mso-width-percent:0;mso-height-percent:0;mso-wrap-distance-left:12pt;mso-wrap-distance-top:12pt;mso-wrap-distance-right:12pt;mso-wrap-distance-bottom:12pt;mso-position-horizontal:absolute;mso-position-horizontal-relative:page;mso-position-vertical:absolute;mso-position-vertical-relative:page;mso-width-percent:0;mso-height-percent:0;mso-width-relative:page;mso-height-relative:page;v-text-anchor:top" o:gfxdata="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" filled="f" stroked="f" strokeweight="1pt">
+            <v:shape w14:anchorId="46C54602" id="مربع نص 8" o:spid="_x0000_s1027" type="#_x0000_t202" alt="مربع نص 22" style="position:absolute;left:0;text-align:left;margin-left:402.6pt;margin-top:78.9pt;width:161.5pt;height:44.15pt;z-index:-251653120;visibility:visible;mso-wrap-style:square;mso-width-percent:0;mso-height-percent:0;mso-wrap-distance-left:12pt;mso-wrap-distance-top:12pt;mso-wrap-distance-right:12pt;mso-wrap-distance-bottom:12pt;mso-position-horizontal:absolute;mso-position-horizontal-relative:page;mso-position-vertical:absolute;mso-position-vertical-relative:page;mso-width-percent:0;mso-height-percent:0;mso-width-relative:page;mso-height-relative:page;v-text-anchor:top" o:gfxdata="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" filled="f" stroked="f" strokeweight="1pt">
               <v:stroke miterlimit="4"/>
               <v:textbox inset="1.27mm,1.27mm,1.27mm,1.27mm">
                 <w:txbxContent>
@@ -3845,160 +3417,26 @@
         </mc:Fallback>
       </mc:AlternateContent>
     </w:r>
-    <w:r>
+  </w:p>
+  <w:p>
+    <w:pPr>
       <w:rPr>
-        <w:noProof/>
+        <w:rtl/>
       </w:rPr>
-      <mc:AlternateContent>
-        <mc:Choice Requires="wps">
-          <w:drawing>
-            <wp:anchor distT="152400" distB="152400" distL="152400" distR="152400" simplePos="0" relativeHeight="251662336" behindDoc="1" locked="0" layoutInCell="1" allowOverlap="1" wp14:anchorId="2D55FF73" wp14:editId="5735A01D">
-              <wp:simplePos x="0" y="0"/>
-              <wp:positionH relativeFrom="page">
-                <wp:posOffset>5553075</wp:posOffset>
-              </wp:positionH>
-              <wp:positionV relativeFrom="page">
-                <wp:posOffset>590550</wp:posOffset>
-              </wp:positionV>
-              <wp:extent cx="1381125" cy="476250"/>
-              <wp:effectExtent l="0" t="0" r="0" b="0"/>
-              <wp:wrapNone/>
-              <wp:docPr id="455434861" name="مربع نص 9" descr="مربع نص 23"/>
-              <wp:cNvGraphicFramePr/>
-              <a:graphic xmlns:a="http://schemas.openxmlformats.org/drawingml/2006/main">
-                <a:graphicData uri="http://schemas.microsoft.com/office/word/2010/wordprocessingShape">
-                  <wps:wsp>
-                    <wps:cNvSpPr txBox="1"/>
-                    <wps:spPr>
-                      <a:xfrm>
-                        <a:off x="0" y="0"/>
-                        <a:ext cx="1381125" cy="476250"/>
-                      </a:xfrm>
-                      <a:prstGeom prst="rect">
-                        <a:avLst/>
-                      </a:prstGeom>
-                      <a:noFill/>
-                      <a:ln w="12700" cap="flat">
-                        <a:noFill/>
-                        <a:miter lim="400000"/>
-                      </a:ln>
-                      <a:effectLst/>
-                    </wps:spPr>
-                    <wps:txbx>
-                      <w:txbxContent>
-                        <w:p>
-                          <w:pPr>
-                            <w:spacing w:after="0" w:line="240" w:lineRule="auto"/>
-                            <w:jc w:val="center"/>
-                            <w:rPr>
-                              <w:rFonts w:cs="Farsi Simple Bold"/>
-                            </w:rPr>
-                          </w:pPr>
-                          <w:r>
-                            <w:rPr>
-                              <w:rFonts w:cs="Farsi Simple Bold" w:hint="cs"/>
-                              <w:sz w:val="36"/>
-                              <w:szCs w:val="36"/>
-                              <w:rtl/>
-                              <w:lang w:val="ar-SA"/>
-                            </w:rPr>
-                            <w:t>وزارة</w:t>
-                          </w:r>
-                          <w:r>
-                            <w:rPr>
-                              <w:rFonts w:ascii="Helvetica" w:hAnsi="Helvetica" w:cs="Farsi Simple Bold" w:hint="cs"/>
-                              <w:sz w:val="36"/>
-                              <w:szCs w:val="36"/>
-                              <w:rtl/>
-                              <w:lang w:val="ar-SA"/>
-                            </w:rPr>
-                            <w:t xml:space="preserve"> </w:t>
-                          </w:r>
-                          <w:r>
-                            <w:rPr>
-                              <w:rFonts w:cs="Farsi Simple Bold" w:hint="cs"/>
-                              <w:sz w:val="36"/>
-                              <w:szCs w:val="36"/>
-                              <w:rtl/>
-                              <w:lang w:val="ar-SA"/>
-                            </w:rPr>
-                            <w:t>الداخلية</w:t>
-                          </w:r>
-                        </w:p>
-                      </w:txbxContent>
-                    </wps:txbx>
-                    <wps:bodyPr vertOverflow="clip" horzOverflow="clip" wrap="square" lIns="45719" tIns="45719" rIns="45719" bIns="45719" numCol="1" anchor="t">
-                      <a:noAutofit/>
-                    </wps:bodyPr>
-                  </wps:wsp>
-                </a:graphicData>
-              </a:graphic>
-              <wp14:sizeRelH relativeFrom="page">
-                <wp14:pctWidth>0</wp14:pctWidth>
-              </wp14:sizeRelH>
-              <wp14:sizeRelV relativeFrom="page">
-                <wp14:pctHeight>0</wp14:pctHeight>
-              </wp14:sizeRelV>
-            </wp:anchor>
-          </w:drawing>
-        </mc:Choice>
-        <mc:Fallback>
-          <w:pict>
-            <v:shape w14:anchorId="2D55FF73" id="مربع نص 9" o:spid="_x0000_s1030" type="#_x0000_t202" alt="مربع نص 23" style="position:absolute;left:0;text-align:left;margin-left:437.25pt;margin-top:46.5pt;width:108.75pt;height:37.5pt;z-index:-251654144;visibility:visible;mso-wrap-style:square;mso-width-percent:0;mso-height-percent:0;mso-wrap-distance-left:12pt;mso-wrap-distance-top:12pt;mso-wrap-distance-right:12pt;mso-wrap-distance-bottom:12pt;mso-position-horizontal:absolute;mso-position-horizontal-relative:page;mso-position-vertical:absolute;mso-position-vertical-relative:page;mso-width-percent:0;mso-height-percent:0;mso-width-relative:page;mso-height-relative:page;v-text-anchor:top" o:gfxdata="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" filled="f" stroked="f" strokeweight="1pt">
-              <v:stroke miterlimit="4"/>
-              <v:textbox inset="1.27mm,1.27mm,1.27mm,1.27mm">
-                <w:txbxContent>
-                  <w:p>
-                    <w:pPr>
-                      <w:spacing w:after="0" w:line="240" w:lineRule="auto"/>
-                      <w:jc w:val="center"/>
-                      <w:rPr>
-                        <w:rFonts w:cs="Farsi Simple Bold"/>
-                      </w:rPr>
-                    </w:pPr>
-                    <w:r>
-                      <w:rPr>
-                        <w:rFonts w:cs="Farsi Simple Bold" w:hint="cs"/>
-                        <w:sz w:val="36"/>
-                        <w:szCs w:val="36"/>
-                        <w:rtl/>
-                        <w:lang w:val="ar-SA"/>
-                      </w:rPr>
-                      <w:t>وزارة</w:t>
-                    </w:r>
-                    <w:r>
-                      <w:rPr>
-                        <w:rFonts w:ascii="Helvetica" w:hAnsi="Helvetica" w:cs="Farsi Simple Bold" w:hint="cs"/>
-                        <w:sz w:val="36"/>
-                        <w:szCs w:val="36"/>
-                        <w:rtl/>
-                        <w:lang w:val="ar-SA"/>
-                      </w:rPr>
-                      <w:t xml:space="preserve"> </w:t>
-                    </w:r>
-                    <w:r>
-                      <w:rPr>
-                        <w:rFonts w:cs="Farsi Simple Bold" w:hint="cs"/>
-                        <w:sz w:val="36"/>
-                        <w:szCs w:val="36"/>
-                        <w:rtl/>
-                        <w:lang w:val="ar-SA"/>
-                      </w:rPr>
-                      <w:t>الداخلية</w:t>
-                    </w:r>
-                  </w:p>
-                </w:txbxContent>
-              </v:textbox>
-              <w10:wrap anchorx="page" anchory="page"/>
-            </v:shape>
-          </w:pict>
-        </mc:Fallback>
-      </mc:AlternateContent>
-    </w:r>
+    </w:pPr>
+  </w:p>
+  <w:p/>
+  <w:p>
+    <w:pPr>
+      <w:pStyle w:val="a5"/>
+    </w:pPr>
   </w:p>
   <w:p>
     <w:pPr>
       <w:pStyle w:val="a5"/>
+      <w:rPr>
+        <w:rFonts w:hint="cs"/>
+      </w:rPr>
     </w:pPr>
   </w:p>
 </w:hdr>
